--- a/data/exports/kcet-area-under-the-curves_revision_notes.docx
+++ b/data/exports/kcet-area-under-the-curves_revision_notes.docx
@@ -164,10 +164,10 @@
             <w:r>
               <w:rPr>
                 <w:b/>
-                <w:color w:val="C53030"/>
+                <w:color w:val="2B6CB0"/>
                 <w:sz w:val="19"/>
               </w:rPr>
-              <w:t>Very High</w:t>
+              <w:t>High</w:t>
             </w:r>
           </w:p>
         </w:tc>
@@ -189,7 +189,7 @@
                 <w:color w:val="2D3748"/>
                 <w:sz w:val="19"/>
               </w:rPr>
-              <w:t>Kcet Area Under The Curves - Core Application</w:t>
+              <w:t>Area Under The Curves — Standard Calculations &amp; Problem Archetypes</w:t>
             </w:r>
           </w:p>
         </w:tc>
@@ -209,7 +209,7 @@
               <w:rPr>
                 <w:sz w:val="19"/>
               </w:rPr>
-              <w:t>17 PYQs</w:t>
+              <w:t>9 PYQs</w:t>
             </w:r>
           </w:p>
         </w:tc>
@@ -230,7 +230,181 @@
                 <w:color w:val="718096"/>
                 <w:sz w:val="19"/>
               </w:rPr>
-              <w:t>General Concept</w:t>
+              <w:t>Quantitative Analysis</w:t>
+            </w:r>
+          </w:p>
+        </w:tc>
+      </w:tr>
+      <w:tr>
+        <w:tc>
+          <w:tcPr>
+            <w:tcW w:type="dxa" w:w="2160"/>
+            <w:shd w:fill="FFFFFF"/>
+            <w:tcMar>
+              <w:top w:w="80" w:type="dxa"/>
+              <w:bottom w:w="80" w:type="dxa"/>
+              <w:left w:w="150" w:type="dxa"/>
+              <w:right w:w="150" w:type="dxa"/>
+            </w:tcMar>
+          </w:tcPr>
+          <w:p>
+            <w:r>
+              <w:rPr>
+                <w:b/>
+                <w:color w:val="718096"/>
+                <w:sz w:val="19"/>
+              </w:rPr>
+              <w:t>Moderate</w:t>
+            </w:r>
+          </w:p>
+        </w:tc>
+        <w:tc>
+          <w:tcPr>
+            <w:tcW w:type="dxa" w:w="4320"/>
+            <w:shd w:fill="FFFFFF"/>
+            <w:tcMar>
+              <w:top w:w="80" w:type="dxa"/>
+              <w:bottom w:w="80" w:type="dxa"/>
+              <w:left w:w="150" w:type="dxa"/>
+              <w:right w:w="150" w:type="dxa"/>
+            </w:tcMar>
+          </w:tcPr>
+          <w:p>
+            <w:r>
+              <w:rPr>
+                <w:b/>
+                <w:color w:val="2D3748"/>
+                <w:sz w:val="19"/>
+              </w:rPr>
+              <w:t>Area Under The Curves — Core Principles &amp; Governing Laws</w:t>
+            </w:r>
+          </w:p>
+        </w:tc>
+        <w:tc>
+          <w:tcPr>
+            <w:tcW w:type="dxa" w:w="1728"/>
+            <w:shd w:fill="FFFFFF"/>
+            <w:tcMar>
+              <w:top w:w="80" w:type="dxa"/>
+              <w:bottom w:w="80" w:type="dxa"/>
+              <w:left w:w="150" w:type="dxa"/>
+              <w:right w:w="150" w:type="dxa"/>
+            </w:tcMar>
+          </w:tcPr>
+          <w:p>
+            <w:r>
+              <w:rPr>
+                <w:sz w:val="19"/>
+              </w:rPr>
+              <w:t>4 PYQs</w:t>
+            </w:r>
+          </w:p>
+        </w:tc>
+        <w:tc>
+          <w:tcPr>
+            <w:tcW w:type="dxa" w:w="1872"/>
+            <w:shd w:fill="FFFFFF"/>
+            <w:tcMar>
+              <w:top w:w="80" w:type="dxa"/>
+              <w:bottom w:w="80" w:type="dxa"/>
+              <w:left w:w="150" w:type="dxa"/>
+              <w:right w:w="150" w:type="dxa"/>
+            </w:tcMar>
+          </w:tcPr>
+          <w:p>
+            <w:r>
+              <w:rPr>
+                <w:color w:val="718096"/>
+                <w:sz w:val="19"/>
+              </w:rPr>
+              <w:t>Core Principle</w:t>
+            </w:r>
+          </w:p>
+        </w:tc>
+      </w:tr>
+      <w:tr>
+        <w:tc>
+          <w:tcPr>
+            <w:tcW w:type="dxa" w:w="2160"/>
+            <w:shd w:fill="F7FAFC"/>
+            <w:tcMar>
+              <w:top w:w="80" w:type="dxa"/>
+              <w:bottom w:w="80" w:type="dxa"/>
+              <w:left w:w="150" w:type="dxa"/>
+              <w:right w:w="150" w:type="dxa"/>
+            </w:tcMar>
+          </w:tcPr>
+          <w:p>
+            <w:r>
+              <w:rPr>
+                <w:b/>
+                <w:color w:val="718096"/>
+                <w:sz w:val="19"/>
+              </w:rPr>
+              <w:t>Moderate</w:t>
+            </w:r>
+          </w:p>
+        </w:tc>
+        <w:tc>
+          <w:tcPr>
+            <w:tcW w:type="dxa" w:w="4320"/>
+            <w:shd w:fill="F7FAFC"/>
+            <w:tcMar>
+              <w:top w:w="80" w:type="dxa"/>
+              <w:bottom w:w="80" w:type="dxa"/>
+              <w:left w:w="150" w:type="dxa"/>
+              <w:right w:w="150" w:type="dxa"/>
+            </w:tcMar>
+          </w:tcPr>
+          <w:p>
+            <w:r>
+              <w:rPr>
+                <w:b/>
+                <w:color w:val="2D3748"/>
+                <w:sz w:val="19"/>
+              </w:rPr>
+              <w:t>Area Under The Curves — Applied Cases, Reactions &amp; Traps</w:t>
+            </w:r>
+          </w:p>
+        </w:tc>
+        <w:tc>
+          <w:tcPr>
+            <w:tcW w:type="dxa" w:w="1728"/>
+            <w:shd w:fill="F7FAFC"/>
+            <w:tcMar>
+              <w:top w:w="80" w:type="dxa"/>
+              <w:bottom w:w="80" w:type="dxa"/>
+              <w:left w:w="150" w:type="dxa"/>
+              <w:right w:w="150" w:type="dxa"/>
+            </w:tcMar>
+          </w:tcPr>
+          <w:p>
+            <w:r>
+              <w:rPr>
+                <w:sz w:val="19"/>
+              </w:rPr>
+              <w:t>4 PYQs</w:t>
+            </w:r>
+          </w:p>
+        </w:tc>
+        <w:tc>
+          <w:tcPr>
+            <w:tcW w:type="dxa" w:w="1872"/>
+            <w:shd w:fill="F7FAFC"/>
+            <w:tcMar>
+              <w:top w:w="80" w:type="dxa"/>
+              <w:bottom w:w="80" w:type="dxa"/>
+              <w:left w:w="150" w:type="dxa"/>
+              <w:right w:w="150" w:type="dxa"/>
+            </w:tcMar>
+          </w:tcPr>
+          <w:p>
+            <w:r>
+              <w:rPr>
+                <w:color w:val="718096"/>
+                <w:sz w:val="19"/>
+              </w:rPr>
+              <w:t>Applied Topics</w:t>
             </w:r>
           </w:p>
         </w:tc>
@@ -311,6 +485,144 @@
           </w:p>
         </w:tc>
       </w:tr>
+      <w:tr>
+        <w:tc>
+          <w:tcPr>
+            <w:tcW w:type="dxa" w:w="3600"/>
+            <w:shd w:fill="F7FAFC"/>
+            <w:tcMar>
+              <w:top w:w="100" w:type="dxa"/>
+              <w:bottom w:w="100" w:type="dxa"/>
+              <w:left w:w="150" w:type="dxa"/>
+              <w:right w:w="150" w:type="dxa"/>
+            </w:tcMar>
+          </w:tcPr>
+          <w:p>
+            <w:r>
+              <w:rPr>
+                <w:b/>
+                <w:color w:val="1A365D"/>
+                <w:sz w:val="19"/>
+              </w:rPr>
+              <w:t>Area Under The Curves — Standard Calculations &amp; Problem Archetypes</w:t>
+            </w:r>
+          </w:p>
+        </w:tc>
+        <w:tc>
+          <w:tcPr>
+            <w:tcW w:type="dxa" w:w="6480"/>
+            <w:shd w:fill="F7FAFC"/>
+            <w:tcMar>
+              <w:top w:w="100" w:type="dxa"/>
+              <w:bottom w:w="100" w:type="dxa"/>
+              <w:left w:w="150" w:type="dxa"/>
+              <w:right w:w="150" w:type="dxa"/>
+            </w:tcMar>
+          </w:tcPr>
+          <w:p>
+            <w:r>
+              <w:rPr>
+                <w:rFonts w:ascii="Cambria Math" w:hAnsi="Cambria Math"/>
+                <w:color w:val="2D3748"/>
+                <w:sz w:val="19"/>
+              </w:rPr>
+              <w:t>y=-\sqrt{16-x^{2}}, \quad y=x^{2}, \quad =\int_{0}^{\pi/4}(cosx-sinx)dx</w:t>
+            </w:r>
+          </w:p>
+        </w:tc>
+      </w:tr>
+      <w:tr>
+        <w:tc>
+          <w:tcPr>
+            <w:tcW w:type="dxa" w:w="3600"/>
+            <w:shd w:fill="FFFFFF"/>
+            <w:tcMar>
+              <w:top w:w="100" w:type="dxa"/>
+              <w:bottom w:w="100" w:type="dxa"/>
+              <w:left w:w="150" w:type="dxa"/>
+              <w:right w:w="150" w:type="dxa"/>
+            </w:tcMar>
+          </w:tcPr>
+          <w:p>
+            <w:r>
+              <w:rPr>
+                <w:b/>
+                <w:color w:val="1A365D"/>
+                <w:sz w:val="19"/>
+              </w:rPr>
+              <w:t>Area Under The Curves — Core Principles &amp; Governing Laws</w:t>
+            </w:r>
+          </w:p>
+        </w:tc>
+        <w:tc>
+          <w:tcPr>
+            <w:tcW w:type="dxa" w:w="6480"/>
+            <w:shd w:fill="FFFFFF"/>
+            <w:tcMar>
+              <w:top w:w="100" w:type="dxa"/>
+              <w:bottom w:w="100" w:type="dxa"/>
+              <w:left w:w="150" w:type="dxa"/>
+              <w:right w:w="150" w:type="dxa"/>
+            </w:tcMar>
+          </w:tcPr>
+          <w:p>
+            <w:r>
+              <w:rPr>
+                <w:rFonts w:ascii="Cambria Math" w:hAnsi="Cambria Math"/>
+                <w:color w:val="2D3748"/>
+                <w:sz w:val="19"/>
+              </w:rPr>
+              <w:t>y=x,X, \quad y=x^{2}, \quad y=16</w:t>
+            </w:r>
+          </w:p>
+        </w:tc>
+      </w:tr>
+      <w:tr>
+        <w:tc>
+          <w:tcPr>
+            <w:tcW w:type="dxa" w:w="3600"/>
+            <w:shd w:fill="F7FAFC"/>
+            <w:tcMar>
+              <w:top w:w="100" w:type="dxa"/>
+              <w:bottom w:w="100" w:type="dxa"/>
+              <w:left w:w="150" w:type="dxa"/>
+              <w:right w:w="150" w:type="dxa"/>
+            </w:tcMar>
+          </w:tcPr>
+          <w:p>
+            <w:r>
+              <w:rPr>
+                <w:b/>
+                <w:color w:val="1A365D"/>
+                <w:sz w:val="19"/>
+              </w:rPr>
+              <w:t>Area Under The Curves — Applied Cases, Reactions &amp; Traps</w:t>
+            </w:r>
+          </w:p>
+        </w:tc>
+        <w:tc>
+          <w:tcPr>
+            <w:tcW w:type="dxa" w:w="6480"/>
+            <w:shd w:fill="F7FAFC"/>
+            <w:tcMar>
+              <w:top w:w="100" w:type="dxa"/>
+              <w:bottom w:w="100" w:type="dxa"/>
+              <w:left w:w="150" w:type="dxa"/>
+              <w:right w:w="150" w:type="dxa"/>
+            </w:tcMar>
+          </w:tcPr>
+          <w:p>
+            <w:r>
+              <w:rPr>
+                <w:rFonts w:ascii="Cambria Math" w:hAnsi="Cambria Math"/>
+                <w:color w:val="2D3748"/>
+                <w:sz w:val="19"/>
+              </w:rPr>
+              <w:t>x=0, \quad y=2x, \quad y^{2}=8x</w:t>
+            </w:r>
+          </w:p>
+        </w:tc>
+      </w:tr>
     </w:tbl>
     <w:p>
       <w:pPr>
@@ -338,7 +650,7 @@
           <w:color w:val="2B6CB0"/>
           <w:sz w:val="24"/>
         </w:rPr>
-        <w:t>3.1 Kcet Area Under The Curves - Core Application (Very High Yield — 17 PYQs)</w:t>
+        <w:t>3.1 Area Under The Curves — Standard Calculations &amp; Problem Archetypes (High Yield — 9 PYQs)</w:t>
       </w:r>
     </w:p>
     <w:p>
@@ -353,7 +665,7 @@
         <w:rPr>
           <w:sz w:val="20"/>
         </w:rPr>
-        <w:t>Key problem pattern in Kcet Area Under The Curves.</w:t>
+        <w:t>Quantitative numerical problem-solving techniques and standard question patterns frequently seen in Area Under The Curves.</w:t>
       </w:r>
     </w:p>
     <w:tbl>
@@ -391,7 +703,7 @@
                 <w:color w:val="2D3748"/>
                 <w:sz w:val="19"/>
               </w:rPr>
-              <w:t>Watch for algebraic and sign errors.</w:t>
+              <w:t>Watch for algebraic rounding, stoichiometric balancing, and boundary condition checks.</w:t>
             </w:r>
           </w:p>
         </w:tc>
@@ -432,7 +744,7 @@
                 <w:color w:val="2D3748"/>
                 <w:sz w:val="19"/>
               </w:rPr>
-              <w:t>Verify dimensions and boundary conditions.</w:t>
+              <w:t>Dimensional consistency checks and ratio comparisons can quickly eliminate incorrect options.</w:t>
             </w:r>
           </w:p>
         </w:tc>
@@ -488,6 +800,395 @@
           <w:b/>
           <w:sz w:val="18"/>
         </w:rPr>
+        <w:t xml:space="preserve">[2024 Shift] Q#1 (MCQ): </w:t>
+      </w:r>
+      <w:r>
+        <w:rPr>
+          <w:sz w:val="18"/>
+        </w:rPr>
+        <w:t xml:space="preserve">"The area of the region bounded by the line y=x and the curve y=x^3 is..."  </w:t>
+      </w:r>
+      <w:r>
+        <w:rPr>
+          <w:b/>
+          <w:color w:val="2B6CB0"/>
+          <w:sz w:val="18"/>
+        </w:rPr>
+        <w:t>[Ans: N/A]</w:t>
+      </w:r>
+    </w:p>
+    <w:p>
+      <w:pPr>
+        <w:pStyle w:val="ListBullet"/>
+        <w:spacing w:after="40"/>
+      </w:pPr>
+      <w:r>
+        <w:rPr>
+          <w:b/>
+          <w:sz w:val="18"/>
+        </w:rPr>
+        <w:t xml:space="preserve">[2024 Shift] Q#4 (MCQ): </w:t>
+      </w:r>
+      <w:r>
+        <w:rPr>
+          <w:sz w:val="18"/>
+        </w:rPr>
+        <w:t xml:space="preserve">"The area of the region bounded by the line y=3x and the curve y=x^2 sq units is..."  </w:t>
+      </w:r>
+      <w:r>
+        <w:rPr>
+          <w:b/>
+          <w:color w:val="2B6CB0"/>
+          <w:sz w:val="18"/>
+        </w:rPr>
+        <w:t>[Ans: N/A]</w:t>
+      </w:r>
+    </w:p>
+    <w:p>
+      <w:pPr>
+        <w:spacing w:after="120"/>
+      </w:pPr>
+    </w:p>
+    <w:p>
+      <w:pPr>
+        <w:pStyle w:val="Heading2"/>
+      </w:pPr>
+      <w:r>
+        <w:rPr>
+          <w:color w:val="2B6CB0"/>
+          <w:sz w:val="24"/>
+        </w:rPr>
+        <w:t>3.2 Area Under The Curves — Core Principles &amp; Governing Laws (Moderate Yield — 4 PYQs)</w:t>
+      </w:r>
+    </w:p>
+    <w:p>
+      <w:r>
+        <w:rPr>
+          <w:b/>
+          <w:sz w:val="20"/>
+        </w:rPr>
+        <w:t xml:space="preserve">Core Principle: </w:t>
+      </w:r>
+      <w:r>
+        <w:rPr>
+          <w:sz w:val="20"/>
+        </w:rPr>
+        <w:t>Fundamental definitions, core postulates, and governing physical/chemical relations in Area Under The Curves.</w:t>
+      </w:r>
+    </w:p>
+    <w:tbl>
+      <w:tblPr>
+        <w:tblW w:type="auto" w:w="0"/>
+        <w:jc w:val="center"/>
+        <w:tblLook w:firstColumn="1" w:firstRow="1" w:lastColumn="0" w:lastRow="0" w:noHBand="0" w:noVBand="1" w:val="04A0"/>
+      </w:tblPr>
+      <w:tblGrid>
+        <w:gridCol w:w="10080"/>
+      </w:tblGrid>
+      <w:tr>
+        <w:tc>
+          <w:tcPr>
+            <w:tcW w:type="dxa" w:w="10080"/>
+            <w:shd w:fill="FFF5F5"/>
+            <w:tcMar>
+              <w:top w:w="100" w:type="dxa"/>
+              <w:bottom w:w="100" w:type="dxa"/>
+              <w:left w:w="150" w:type="dxa"/>
+              <w:right w:w="150" w:type="dxa"/>
+            </w:tcMar>
+          </w:tcPr>
+          <w:p>
+            <w:r>
+              <w:rPr>
+                <w:b/>
+                <w:color w:val="C53030"/>
+                <w:sz w:val="19"/>
+              </w:rPr>
+              <w:t xml:space="preserve">⚠️ Common Trap / JEE Pitfall: </w:t>
+            </w:r>
+            <w:r>
+              <w:rPr>
+                <w:color w:val="2D3748"/>
+                <w:sz w:val="19"/>
+              </w:rPr>
+              <w:t>Carefully verify units, standard reference states, and sign conventions in Area Under The Curves.</w:t>
+            </w:r>
+          </w:p>
+        </w:tc>
+      </w:tr>
+    </w:tbl>
+    <w:tbl>
+      <w:tblPr>
+        <w:tblW w:type="auto" w:w="0"/>
+        <w:jc w:val="center"/>
+        <w:tblLook w:firstColumn="1" w:firstRow="1" w:lastColumn="0" w:lastRow="0" w:noHBand="0" w:noVBand="1" w:val="04A0"/>
+      </w:tblPr>
+      <w:tblGrid>
+        <w:gridCol w:w="10080"/>
+      </w:tblGrid>
+      <w:tr>
+        <w:tc>
+          <w:tcPr>
+            <w:tcW w:type="dxa" w:w="10080"/>
+            <w:shd w:fill="F0FFF4"/>
+            <w:tcMar>
+              <w:top w:w="100" w:type="dxa"/>
+              <w:bottom w:w="100" w:type="dxa"/>
+              <w:left w:w="150" w:type="dxa"/>
+              <w:right w:w="150" w:type="dxa"/>
+            </w:tcMar>
+          </w:tcPr>
+          <w:p>
+            <w:r>
+              <w:rPr>
+                <w:b/>
+                <w:color w:val="276749"/>
+                <w:sz w:val="19"/>
+              </w:rPr>
+              <w:t xml:space="preserve">💡 Speed Hack / Trick: </w:t>
+            </w:r>
+            <w:r>
+              <w:rPr>
+                <w:color w:val="2D3748"/>
+                <w:sz w:val="19"/>
+              </w:rPr>
+              <w:t>Focus on high-yield formulas and standard limiting approximations tested in Area Under The Curves PYQs.</w:t>
+            </w:r>
+          </w:p>
+        </w:tc>
+      </w:tr>
+    </w:tbl>
+    <w:p>
+      <w:pPr>
+        <w:spacing w:before="120" w:after="40"/>
+      </w:pPr>
+      <w:r>
+        <w:rPr>
+          <w:b/>
+          <w:color w:val="1A365D"/>
+          <w:sz w:val="19"/>
+        </w:rPr>
+        <w:t>Source PYQs testing this concept:</w:t>
+      </w:r>
+    </w:p>
+    <w:p>
+      <w:pPr>
+        <w:pStyle w:val="ListBullet"/>
+        <w:spacing w:after="40"/>
+      </w:pPr>
+      <w:r>
+        <w:rPr>
+          <w:b/>
+          <w:sz w:val="18"/>
+        </w:rPr>
+        <w:t xml:space="preserve">[2025 Shift] Q#3 (MCQ): </w:t>
+      </w:r>
+      <w:r>
+        <w:rPr>
+          <w:sz w:val="18"/>
+        </w:rPr>
+        <w:t xml:space="preserve">"The area of the region bounded by the curve y=x^2 and the line y=16 is..."  </w:t>
+      </w:r>
+      <w:r>
+        <w:rPr>
+          <w:b/>
+          <w:color w:val="2B6CB0"/>
+          <w:sz w:val="18"/>
+        </w:rPr>
+        <w:t>[Ans: N/A]</w:t>
+      </w:r>
+    </w:p>
+    <w:p>
+      <w:pPr>
+        <w:pStyle w:val="ListBullet"/>
+        <w:spacing w:after="40"/>
+      </w:pPr>
+      <w:r>
+        <w:rPr>
+          <w:b/>
+          <w:sz w:val="18"/>
+        </w:rPr>
+        <w:t xml:space="preserve">[2023 Shift] Q#3 (MCQ): </w:t>
+      </w:r>
+      <w:r>
+        <w:rPr>
+          <w:sz w:val="18"/>
+        </w:rPr>
+        <w:t xml:space="preserve">"The area of the region bounded by the line y=x+1 and the lines x=3 and x=5 is..."  </w:t>
+      </w:r>
+      <w:r>
+        <w:rPr>
+          <w:b/>
+          <w:color w:val="2B6CB0"/>
+          <w:sz w:val="18"/>
+        </w:rPr>
+        <w:t>[Ans: N/A]</w:t>
+      </w:r>
+    </w:p>
+    <w:p>
+      <w:pPr>
+        <w:pStyle w:val="ListBullet"/>
+        <w:spacing w:after="40"/>
+      </w:pPr>
+      <w:r>
+        <w:rPr>
+          <w:b/>
+          <w:sz w:val="18"/>
+        </w:rPr>
+        <w:t xml:space="preserve">[2020 Shift] Q#3 (MCQ): </w:t>
+      </w:r>
+      <w:r>
+        <w:rPr>
+          <w:sz w:val="18"/>
+        </w:rPr>
+        <w:t xml:space="preserve">"The area of the region bounded by the line y=2x+1,X -axis and the ordinates x=-1 and x=1 is..."  </w:t>
+      </w:r>
+      <w:r>
+        <w:rPr>
+          <w:b/>
+          <w:color w:val="2B6CB0"/>
+          <w:sz w:val="18"/>
+        </w:rPr>
+        <w:t>[Ans: N/A]</w:t>
+      </w:r>
+    </w:p>
+    <w:p>
+      <w:pPr>
+        <w:spacing w:after="120"/>
+      </w:pPr>
+    </w:p>
+    <w:p>
+      <w:pPr>
+        <w:pStyle w:val="Heading2"/>
+      </w:pPr>
+      <w:r>
+        <w:rPr>
+          <w:color w:val="2B6CB0"/>
+          <w:sz w:val="24"/>
+        </w:rPr>
+        <w:t>3.3 Area Under The Curves — Applied Cases, Reactions &amp; Traps (Moderate Yield — 4 PYQs)</w:t>
+      </w:r>
+    </w:p>
+    <w:p>
+      <w:r>
+        <w:rPr>
+          <w:b/>
+          <w:sz w:val="20"/>
+        </w:rPr>
+        <w:t xml:space="preserve">Core Principle: </w:t>
+      </w:r>
+      <w:r>
+        <w:rPr>
+          <w:sz w:val="20"/>
+        </w:rPr>
+        <w:t>Special cases, experimental observations, and conceptual traps designed to test deep understanding of Area Under The Curves.</w:t>
+      </w:r>
+    </w:p>
+    <w:tbl>
+      <w:tblPr>
+        <w:tblW w:type="auto" w:w="0"/>
+        <w:jc w:val="center"/>
+        <w:tblLook w:firstColumn="1" w:firstRow="1" w:lastColumn="0" w:lastRow="0" w:noHBand="0" w:noVBand="1" w:val="04A0"/>
+      </w:tblPr>
+      <w:tblGrid>
+        <w:gridCol w:w="10080"/>
+      </w:tblGrid>
+      <w:tr>
+        <w:tc>
+          <w:tcPr>
+            <w:tcW w:type="dxa" w:w="10080"/>
+            <w:shd w:fill="FFF5F5"/>
+            <w:tcMar>
+              <w:top w:w="100" w:type="dxa"/>
+              <w:bottom w:w="100" w:type="dxa"/>
+              <w:left w:w="150" w:type="dxa"/>
+              <w:right w:w="150" w:type="dxa"/>
+            </w:tcMar>
+          </w:tcPr>
+          <w:p>
+            <w:r>
+              <w:rPr>
+                <w:b/>
+                <w:color w:val="C53030"/>
+                <w:sz w:val="19"/>
+              </w:rPr>
+              <w:t xml:space="preserve">⚠️ Common Trap / JEE Pitfall: </w:t>
+            </w:r>
+            <w:r>
+              <w:rPr>
+                <w:color w:val="2D3748"/>
+                <w:sz w:val="19"/>
+              </w:rPr>
+              <w:t>Read questions carefully for keywords like 'incorrect', 'not true', or non-standard conditions.</w:t>
+            </w:r>
+          </w:p>
+        </w:tc>
+      </w:tr>
+    </w:tbl>
+    <w:tbl>
+      <w:tblPr>
+        <w:tblW w:type="auto" w:w="0"/>
+        <w:jc w:val="center"/>
+        <w:tblLook w:firstColumn="1" w:firstRow="1" w:lastColumn="0" w:lastRow="0" w:noHBand="0" w:noVBand="1" w:val="04A0"/>
+      </w:tblPr>
+      <w:tblGrid>
+        <w:gridCol w:w="10080"/>
+      </w:tblGrid>
+      <w:tr>
+        <w:tc>
+          <w:tcPr>
+            <w:tcW w:type="dxa" w:w="10080"/>
+            <w:shd w:fill="F0FFF4"/>
+            <w:tcMar>
+              <w:top w:w="100" w:type="dxa"/>
+              <w:bottom w:w="100" w:type="dxa"/>
+              <w:left w:w="150" w:type="dxa"/>
+              <w:right w:w="150" w:type="dxa"/>
+            </w:tcMar>
+          </w:tcPr>
+          <w:p>
+            <w:r>
+              <w:rPr>
+                <w:b/>
+                <w:color w:val="276749"/>
+                <w:sz w:val="19"/>
+              </w:rPr>
+              <w:t xml:space="preserve">💡 Speed Hack / Trick: </w:t>
+            </w:r>
+            <w:r>
+              <w:rPr>
+                <w:color w:val="2D3748"/>
+                <w:sz w:val="19"/>
+              </w:rPr>
+              <w:t>Elimination of extreme or unphysical answer choices improves accuracy in assertion-reason and multiple-statement questions.</w:t>
+            </w:r>
+          </w:p>
+        </w:tc>
+      </w:tr>
+    </w:tbl>
+    <w:p>
+      <w:pPr>
+        <w:spacing w:before="120" w:after="40"/>
+      </w:pPr>
+      <w:r>
+        <w:rPr>
+          <w:b/>
+          <w:color w:val="1A365D"/>
+          <w:sz w:val="19"/>
+        </w:rPr>
+        <w:t>Source PYQs testing this concept:</w:t>
+      </w:r>
+    </w:p>
+    <w:p>
+      <w:pPr>
+        <w:pStyle w:val="ListBullet"/>
+        <w:spacing w:after="40"/>
+      </w:pPr>
+      <w:r>
+        <w:rPr>
+          <w:b/>
+          <w:sz w:val="18"/>
+        </w:rPr>
         <w:t xml:space="preserve">[2025 Shift] Q#2 (MCQ): </w:t>
       </w:r>
       <w:r>
@@ -515,13 +1216,40 @@
           <w:b/>
           <w:sz w:val="18"/>
         </w:rPr>
-        <w:t xml:space="preserve">[2025 Shift] Q#3 (MCQ): </w:t>
+        <w:t xml:space="preserve">[2023 Shift] Q#2 (MCQ): </w:t>
       </w:r>
       <w:r>
         <w:rPr>
           <w:sz w:val="18"/>
         </w:rPr>
-        <w:t xml:space="preserve">"The area of the region bounded by the curve y=x^2 and the line y=16 is..."  </w:t>
+        <w:t xml:space="preserve">"In the interval (0,π/2) area lying between the curves y=tanx and y=cotx and the X -axis is..."  </w:t>
+      </w:r>
+      <w:r>
+        <w:rPr>
+          <w:b/>
+          <w:color w:val="2B6CB0"/>
+          <w:sz w:val="18"/>
+        </w:rPr>
+        <w:t>[Ans: N/A]</w:t>
+      </w:r>
+    </w:p>
+    <w:p>
+      <w:pPr>
+        <w:pStyle w:val="ListBullet"/>
+        <w:spacing w:after="40"/>
+      </w:pPr>
+      <w:r>
+        <w:rPr>
+          <w:b/>
+          <w:sz w:val="18"/>
+        </w:rPr>
+        <w:t xml:space="preserve">[2020 Shift] Q#2 (MCQ): </w:t>
+      </w:r>
+      <w:r>
+        <w:rPr>
+          <w:sz w:val="18"/>
+        </w:rPr>
+        <w:t xml:space="preserve">"The area of the region bounded by the curve y^2=8x and the line y=2x is..."  </w:t>
       </w:r>
       <w:r>
         <w:rPr>
@@ -660,6 +1388,248 @@
               <w:t>Solution Analysis:</w:t>
               <w:br/>
               <w:t>The curve is y^2=x^3 Since the region is between the lines y=1 and y=8 , it is easier to write x in terms of y . From y^2=x^3 we get x=y^2/3 The y -axis is x=0 . So, for each value of y from 1 to 8 , the horizontal width of the region is x_(right)-x_(left)=y^2/3-0=y^2/3 Hence, the required area is ∫_(1)^8y^2/3dy Now, ∫ y^2/3dy=\fracy^5/35/3=(3 / 5)y^5/3 So, Area=[(3 / 5)y^5/3]_(1)^8 =(3 / 5)(8^5/3-1^5/3) Since 8^1/3=2 we have 8^5/3=2^5=32 Thus, Area=(3 / 5)(32-1) =(3 / 5) × 31 =(93 / 5) So, the area is (93 / 5)sq. units Correct option: Option B .</w:t>
+            </w:r>
+          </w:p>
+        </w:tc>
+      </w:tr>
+    </w:tbl>
+    <w:p>
+      <w:pPr>
+        <w:spacing w:after="120"/>
+      </w:pPr>
+    </w:p>
+    <w:p>
+      <w:pPr>
+        <w:spacing w:before="160" w:after="40"/>
+      </w:pPr>
+      <w:r>
+        <w:rPr>
+          <w:b/>
+          <w:color w:val="1A365D"/>
+          <w:sz w:val="22"/>
+        </w:rPr>
+        <w:t>Benchmark Problem 2: KCET 2025 (Q#2)</w:t>
+      </w:r>
+    </w:p>
+    <w:p>
+      <w:pPr>
+        <w:spacing w:after="80"/>
+      </w:pPr>
+      <w:r>
+        <w:rPr>
+          <w:sz w:val="20"/>
+        </w:rPr>
+        <w:t>The area bounded by the curve y=sin((x / 3)) , x axis, the lines x=0 and x=3π is</w:t>
+      </w:r>
+    </w:p>
+    <w:p>
+      <w:pPr>
+        <w:pStyle w:val="ListBullet"/>
+        <w:spacing w:after="20"/>
+      </w:pPr>
+      <w:r>
+        <w:rPr>
+          <w:sz w:val="19"/>
+        </w:rPr>
+        <w:t>(A) 9 sq. units</w:t>
+      </w:r>
+    </w:p>
+    <w:p>
+      <w:pPr>
+        <w:pStyle w:val="ListBullet"/>
+        <w:spacing w:after="20"/>
+      </w:pPr>
+      <w:r>
+        <w:rPr>
+          <w:sz w:val="19"/>
+        </w:rPr>
+        <w:t>(B) (1 / 3) sq. units</w:t>
+      </w:r>
+    </w:p>
+    <w:p>
+      <w:pPr>
+        <w:pStyle w:val="ListBullet"/>
+        <w:spacing w:after="20"/>
+      </w:pPr>
+      <w:r>
+        <w:rPr>
+          <w:sz w:val="19"/>
+        </w:rPr>
+        <w:t>(C) 6 sq. units</w:t>
+      </w:r>
+    </w:p>
+    <w:p>
+      <w:pPr>
+        <w:pStyle w:val="ListBullet"/>
+        <w:spacing w:after="20"/>
+      </w:pPr>
+      <w:r>
+        <w:rPr>
+          <w:sz w:val="19"/>
+        </w:rPr>
+        <w:t>(D) 3 sq. units</w:t>
+      </w:r>
+    </w:p>
+    <w:tbl>
+      <w:tblPr>
+        <w:tblW w:type="auto" w:w="0"/>
+        <w:jc w:val="center"/>
+        <w:tblLook w:firstColumn="1" w:firstRow="1" w:lastColumn="0" w:lastRow="0" w:noHBand="0" w:noVBand="1" w:val="04A0"/>
+      </w:tblPr>
+      <w:tblGrid>
+        <w:gridCol w:w="10080"/>
+      </w:tblGrid>
+      <w:tr>
+        <w:tc>
+          <w:tcPr>
+            <w:tcW w:type="dxa" w:w="10080"/>
+            <w:shd w:fill="F7FAFC"/>
+            <w:tcMar>
+              <w:top w:w="100" w:type="dxa"/>
+              <w:bottom w:w="100" w:type="dxa"/>
+              <w:left w:w="150" w:type="dxa"/>
+              <w:right w:w="150" w:type="dxa"/>
+            </w:tcMar>
+          </w:tcPr>
+          <w:p>
+            <w:r>
+              <w:rPr>
+                <w:b/>
+                <w:color w:val="1A365D"/>
+                <w:sz w:val="19"/>
+              </w:rPr>
+              <w:t>Correct Answer: None</w:t>
+              <w:br/>
+            </w:r>
+            <w:r>
+              <w:rPr>
+                <w:color w:val="2D3748"/>
+                <w:sz w:val="18"/>
+              </w:rPr>
+              <w:t>Solution Analysis:</w:t>
+              <w:br/>
+              <w:t>The required area is found by integrating the function y=sin((x / 3)) from x=0 to x=3π . This gives the definite integral: ∫_(0)^3πsin((x / 3))dx To integrate sin((x / 3)) , we use substitution. The integral becomes -3cos((x / 3)) . Now substitute the limits 0 and 3π : ∫_(0)^3πsin((x / 3))dx (-3 · cos(x / 3))_(0)^3π=(-3(-1))-(-3(1))=6 So, the total area is 6 .</w:t>
+            </w:r>
+          </w:p>
+        </w:tc>
+      </w:tr>
+    </w:tbl>
+    <w:p>
+      <w:pPr>
+        <w:spacing w:after="120"/>
+      </w:pPr>
+    </w:p>
+    <w:p>
+      <w:pPr>
+        <w:spacing w:before="160" w:after="40"/>
+      </w:pPr>
+      <w:r>
+        <w:rPr>
+          <w:b/>
+          <w:color w:val="1A365D"/>
+          <w:sz w:val="22"/>
+        </w:rPr>
+        <w:t>Benchmark Problem 3: KCET 2025 (Q#3)</w:t>
+      </w:r>
+    </w:p>
+    <w:p>
+      <w:pPr>
+        <w:spacing w:after="80"/>
+      </w:pPr>
+      <w:r>
+        <w:rPr>
+          <w:sz w:val="20"/>
+        </w:rPr>
+        <w:t>The area of the region bounded by the curve y=x^2 and the line y=16 is</w:t>
+      </w:r>
+    </w:p>
+    <w:p>
+      <w:pPr>
+        <w:pStyle w:val="ListBullet"/>
+        <w:spacing w:after="20"/>
+      </w:pPr>
+      <w:r>
+        <w:rPr>
+          <w:sz w:val="19"/>
+        </w:rPr>
+        <w:t>(A) (32 / 3) sq. units</w:t>
+      </w:r>
+    </w:p>
+    <w:p>
+      <w:pPr>
+        <w:pStyle w:val="ListBullet"/>
+        <w:spacing w:after="20"/>
+      </w:pPr>
+      <w:r>
+        <w:rPr>
+          <w:sz w:val="19"/>
+        </w:rPr>
+        <w:t>(B) (256 / 3) sq. units</w:t>
+      </w:r>
+    </w:p>
+    <w:p>
+      <w:pPr>
+        <w:pStyle w:val="ListBullet"/>
+        <w:spacing w:after="20"/>
+      </w:pPr>
+      <w:r>
+        <w:rPr>
+          <w:sz w:val="19"/>
+        </w:rPr>
+        <w:t>(C) (64 / 3) sq. units</w:t>
+      </w:r>
+    </w:p>
+    <w:p>
+      <w:pPr>
+        <w:pStyle w:val="ListBullet"/>
+        <w:spacing w:after="20"/>
+      </w:pPr>
+      <w:r>
+        <w:rPr>
+          <w:sz w:val="19"/>
+        </w:rPr>
+        <w:t>(D) (128 / 3) sq. units</w:t>
+      </w:r>
+    </w:p>
+    <w:tbl>
+      <w:tblPr>
+        <w:tblW w:type="auto" w:w="0"/>
+        <w:jc w:val="center"/>
+        <w:tblLook w:firstColumn="1" w:firstRow="1" w:lastColumn="0" w:lastRow="0" w:noHBand="0" w:noVBand="1" w:val="04A0"/>
+      </w:tblPr>
+      <w:tblGrid>
+        <w:gridCol w:w="10080"/>
+      </w:tblGrid>
+      <w:tr>
+        <w:tc>
+          <w:tcPr>
+            <w:tcW w:type="dxa" w:w="10080"/>
+            <w:shd w:fill="F7FAFC"/>
+            <w:tcMar>
+              <w:top w:w="100" w:type="dxa"/>
+              <w:bottom w:w="100" w:type="dxa"/>
+              <w:left w:w="150" w:type="dxa"/>
+              <w:right w:w="150" w:type="dxa"/>
+            </w:tcMar>
+          </w:tcPr>
+          <w:p>
+            <w:r>
+              <w:rPr>
+                <w:b/>
+                <w:color w:val="1A365D"/>
+                <w:sz w:val="19"/>
+              </w:rPr>
+              <w:t>Correct Answer: None</w:t>
+              <w:br/>
+            </w:r>
+            <w:r>
+              <w:rPr>
+                <w:color w:val="2D3748"/>
+                <w:sz w:val="18"/>
+              </w:rPr>
+              <w:t>Solution Analysis:</w:t>
+              <w:br/>
+              <w:t>y=x^2,y=16 2∫_(0)^16√(y)dy=2\fracy^3/23/2 =(4 / 3)(4^3)=(256 / 3)</w:t>
             </w:r>
           </w:p>
         </w:tc>

--- a/data/exports/kcet-area-under-the-curves_revision_notes.docx
+++ b/data/exports/kcet-area-under-the-curves_revision_notes.docx
@@ -13,7 +13,7 @@
           <w:color w:val="1A365D"/>
           <w:sz w:val="44"/>
         </w:rPr>
-        <w:t>JEE MAIN REVISION MASTER: AREA UNDER THE CURVES 2026 1 QUESTIONS 1.67% WEIGHTAGE ↓49.85%</w:t>
+        <w:t>JEE MAIN REVISION MASTER: AREA UNDER THE CURVES</w:t>
       </w:r>
     </w:p>
     <w:p>
@@ -164,10 +164,10 @@
             <w:r>
               <w:rPr>
                 <w:b/>
-                <w:color w:val="2B6CB0"/>
+                <w:color w:val="C53030"/>
                 <w:sz w:val="19"/>
               </w:rPr>
-              <w:t>High</w:t>
+              <w:t>Very High</w:t>
             </w:r>
           </w:p>
         </w:tc>
@@ -189,7 +189,7 @@
                 <w:color w:val="2D3748"/>
                 <w:sz w:val="19"/>
               </w:rPr>
-              <w:t>Area Under The Curves — Standard Calculations &amp; Problem Archetypes</w:t>
+              <w:t>Area Under The Curves — Core Principles &amp; Governing Laws</w:t>
             </w:r>
           </w:p>
         </w:tc>
@@ -209,7 +209,7 @@
               <w:rPr>
                 <w:sz w:val="19"/>
               </w:rPr>
-              <w:t>9 PYQs</w:t>
+              <w:t>15 PYQs</w:t>
             </w:r>
           </w:p>
         </w:tc>
@@ -230,7 +230,7 @@
                 <w:color w:val="718096"/>
                 <w:sz w:val="19"/>
               </w:rPr>
-              <w:t>Quantitative Analysis</w:t>
+              <w:t>Core Principle</w:t>
             </w:r>
           </w:p>
         </w:tc>
@@ -254,7 +254,7 @@
                 <w:color w:val="718096"/>
                 <w:sz w:val="19"/>
               </w:rPr>
-              <w:t>Moderate</w:t>
+              <w:t>Standard</w:t>
             </w:r>
           </w:p>
         </w:tc>
@@ -276,7 +276,7 @@
                 <w:color w:val="2D3748"/>
                 <w:sz w:val="19"/>
               </w:rPr>
-              <w:t>Area Under The Curves — Core Principles &amp; Governing Laws</w:t>
+              <w:t>Area Under The Curves — Standard Calculations &amp; Problem Archetypes</w:t>
             </w:r>
           </w:p>
         </w:tc>
@@ -296,7 +296,7 @@
               <w:rPr>
                 <w:sz w:val="19"/>
               </w:rPr>
-              <w:t>4 PYQs</w:t>
+              <w:t>2 PYQs</w:t>
             </w:r>
           </w:p>
         </w:tc>
@@ -317,7 +317,7 @@
                 <w:color w:val="718096"/>
                 <w:sz w:val="19"/>
               </w:rPr>
-              <w:t>Core Principle</w:t>
+              <w:t>Quantitative Analysis</w:t>
             </w:r>
           </w:p>
         </w:tc>
@@ -341,7 +341,7 @@
                 <w:color w:val="718096"/>
                 <w:sz w:val="19"/>
               </w:rPr>
-              <w:t>Moderate</w:t>
+              <w:t>Standard</w:t>
             </w:r>
           </w:p>
         </w:tc>
@@ -383,7 +383,7 @@
               <w:rPr>
                 <w:sz w:val="19"/>
               </w:rPr>
-              <w:t>4 PYQs</w:t>
+              <w:t>0 PYQs</w:t>
             </w:r>
           </w:p>
         </w:tc>
@@ -504,7 +504,7 @@
                 <w:color w:val="1A365D"/>
                 <w:sz w:val="19"/>
               </w:rPr>
-              <w:t>Area Under The Curves — Standard Calculations &amp; Problem Archetypes</w:t>
+              <w:t>Area Under The Curves — Core Principles &amp; Governing Laws</w:t>
             </w:r>
           </w:p>
         </w:tc>
@@ -526,7 +526,7 @@
                 <w:color w:val="2D3748"/>
                 <w:sz w:val="19"/>
               </w:rPr>
-              <w:t>y=-\sqrt{16-x^{2}}, \quad y=x^{2}, \quad =\int_{0}^{\pi/4}(cosx-sinx)dx</w:t>
+              <w:t>y=tanx, \quad y=cosx, \quad y=2x+1,X</w:t>
             </w:r>
           </w:p>
         </w:tc>
@@ -550,7 +550,7 @@
                 <w:color w:val="1A365D"/>
                 <w:sz w:val="19"/>
               </w:rPr>
-              <w:t>Area Under The Curves — Core Principles &amp; Governing Laws</w:t>
+              <w:t>Area Under The Curves — Standard Calculations &amp; Problem Archetypes</w:t>
             </w:r>
           </w:p>
         </w:tc>
@@ -572,53 +572,7 @@
                 <w:color w:val="2D3748"/>
                 <w:sz w:val="19"/>
               </w:rPr>
-              <w:t>y=x,X, \quad y=x^{2}, \quad y=16</w:t>
-            </w:r>
-          </w:p>
-        </w:tc>
-      </w:tr>
-      <w:tr>
-        <w:tc>
-          <w:tcPr>
-            <w:tcW w:type="dxa" w:w="3600"/>
-            <w:shd w:fill="F7FAFC"/>
-            <w:tcMar>
-              <w:top w:w="100" w:type="dxa"/>
-              <w:bottom w:w="100" w:type="dxa"/>
-              <w:left w:w="150" w:type="dxa"/>
-              <w:right w:w="150" w:type="dxa"/>
-            </w:tcMar>
-          </w:tcPr>
-          <w:p>
-            <w:r>
-              <w:rPr>
-                <w:b/>
-                <w:color w:val="1A365D"/>
-                <w:sz w:val="19"/>
-              </w:rPr>
-              <w:t>Area Under The Curves — Applied Cases, Reactions &amp; Traps</w:t>
-            </w:r>
-          </w:p>
-        </w:tc>
-        <w:tc>
-          <w:tcPr>
-            <w:tcW w:type="dxa" w:w="6480"/>
-            <w:shd w:fill="F7FAFC"/>
-            <w:tcMar>
-              <w:top w:w="100" w:type="dxa"/>
-              <w:bottom w:w="100" w:type="dxa"/>
-              <w:left w:w="150" w:type="dxa"/>
-              <w:right w:w="150" w:type="dxa"/>
-            </w:tcMar>
-          </w:tcPr>
-          <w:p>
-            <w:r>
-              <w:rPr>
-                <w:rFonts w:ascii="Cambria Math" w:hAnsi="Cambria Math"/>
-                <w:color w:val="2D3748"/>
-                <w:sz w:val="19"/>
-              </w:rPr>
-              <w:t>x=0, \quad y=2x, \quad y^{2}=8x</w:t>
+              <w:t>y=16, \quad =\frac{3}{5}(8^{5/3}-1^{5/3}), \quad y^{2}=x^{3}</w:t>
             </w:r>
           </w:p>
         </w:tc>
@@ -650,7 +604,215 @@
           <w:color w:val="2B6CB0"/>
           <w:sz w:val="24"/>
         </w:rPr>
-        <w:t>3.1 Area Under The Curves — Standard Calculations &amp; Problem Archetypes (High Yield — 9 PYQs)</w:t>
+        <w:t>3.1 Area Under The Curves — Core Principles &amp; Governing Laws (Very High Yield — 15 PYQs)</w:t>
+      </w:r>
+    </w:p>
+    <w:p>
+      <w:r>
+        <w:rPr>
+          <w:b/>
+          <w:sz w:val="20"/>
+        </w:rPr>
+        <w:t xml:space="preserve">Core Principle: </w:t>
+      </w:r>
+      <w:r>
+        <w:rPr>
+          <w:sz w:val="20"/>
+        </w:rPr>
+        <w:t>Fundamental definitions, core postulates, and governing physical/chemical relations in Area Under The Curves.</w:t>
+      </w:r>
+    </w:p>
+    <w:tbl>
+      <w:tblPr>
+        <w:tblW w:type="auto" w:w="0"/>
+        <w:jc w:val="center"/>
+        <w:tblLook w:firstColumn="1" w:firstRow="1" w:lastColumn="0" w:lastRow="0" w:noHBand="0" w:noVBand="1" w:val="04A0"/>
+      </w:tblPr>
+      <w:tblGrid>
+        <w:gridCol w:w="10080"/>
+      </w:tblGrid>
+      <w:tr>
+        <w:tc>
+          <w:tcPr>
+            <w:tcW w:type="dxa" w:w="10080"/>
+            <w:shd w:fill="FFF5F5"/>
+            <w:tcMar>
+              <w:top w:w="100" w:type="dxa"/>
+              <w:bottom w:w="100" w:type="dxa"/>
+              <w:left w:w="150" w:type="dxa"/>
+              <w:right w:w="150" w:type="dxa"/>
+            </w:tcMar>
+          </w:tcPr>
+          <w:p>
+            <w:r>
+              <w:rPr>
+                <w:b/>
+                <w:color w:val="C53030"/>
+                <w:sz w:val="19"/>
+              </w:rPr>
+              <w:t xml:space="preserve">⚠️ Common Trap / JEE Pitfall: </w:t>
+            </w:r>
+            <w:r>
+              <w:rPr>
+                <w:color w:val="2D3748"/>
+                <w:sz w:val="19"/>
+              </w:rPr>
+              <w:t>Carefully verify units, standard reference states, and sign conventions in Area Under The Curves.</w:t>
+            </w:r>
+          </w:p>
+        </w:tc>
+      </w:tr>
+    </w:tbl>
+    <w:tbl>
+      <w:tblPr>
+        <w:tblW w:type="auto" w:w="0"/>
+        <w:jc w:val="center"/>
+        <w:tblLook w:firstColumn="1" w:firstRow="1" w:lastColumn="0" w:lastRow="0" w:noHBand="0" w:noVBand="1" w:val="04A0"/>
+      </w:tblPr>
+      <w:tblGrid>
+        <w:gridCol w:w="10080"/>
+      </w:tblGrid>
+      <w:tr>
+        <w:tc>
+          <w:tcPr>
+            <w:tcW w:type="dxa" w:w="10080"/>
+            <w:shd w:fill="F0FFF4"/>
+            <w:tcMar>
+              <w:top w:w="100" w:type="dxa"/>
+              <w:bottom w:w="100" w:type="dxa"/>
+              <w:left w:w="150" w:type="dxa"/>
+              <w:right w:w="150" w:type="dxa"/>
+            </w:tcMar>
+          </w:tcPr>
+          <w:p>
+            <w:r>
+              <w:rPr>
+                <w:b/>
+                <w:color w:val="276749"/>
+                <w:sz w:val="19"/>
+              </w:rPr>
+              <w:t xml:space="preserve">💡 Speed Hack / Trick: </w:t>
+            </w:r>
+            <w:r>
+              <w:rPr>
+                <w:color w:val="2D3748"/>
+                <w:sz w:val="19"/>
+              </w:rPr>
+              <w:t>Focus on high-yield formulas and standard limiting approximations tested in Area Under The Curves PYQs.</w:t>
+            </w:r>
+          </w:p>
+        </w:tc>
+      </w:tr>
+    </w:tbl>
+    <w:p>
+      <w:pPr>
+        <w:spacing w:before="120" w:after="40"/>
+      </w:pPr>
+      <w:r>
+        <w:rPr>
+          <w:b/>
+          <w:color w:val="1A365D"/>
+          <w:sz w:val="19"/>
+        </w:rPr>
+        <w:t>Source PYQs testing this concept:</w:t>
+      </w:r>
+    </w:p>
+    <w:p>
+      <w:pPr>
+        <w:pStyle w:val="ListBullet"/>
+        <w:spacing w:after="40"/>
+      </w:pPr>
+      <w:r>
+        <w:rPr>
+          <w:b/>
+          <w:sz w:val="18"/>
+        </w:rPr>
+        <w:t xml:space="preserve">[2025 Shift] Q#2 (MCQ): </w:t>
+      </w:r>
+      <w:r>
+        <w:rPr>
+          <w:sz w:val="18"/>
+        </w:rPr>
+        <w:t xml:space="preserve">"The area bounded by the curve y=sin((x / 3)) , x axis, the lines x=0 and x=3π is..."  </w:t>
+      </w:r>
+      <w:r>
+        <w:rPr>
+          <w:b/>
+          <w:color w:val="2B6CB0"/>
+          <w:sz w:val="18"/>
+        </w:rPr>
+        <w:t>[Ans: N/A]</w:t>
+      </w:r>
+    </w:p>
+    <w:p>
+      <w:pPr>
+        <w:pStyle w:val="ListBullet"/>
+        <w:spacing w:after="40"/>
+      </w:pPr>
+      <w:r>
+        <w:rPr>
+          <w:b/>
+          <w:sz w:val="18"/>
+        </w:rPr>
+        <w:t xml:space="preserve">[2025 Shift] Q#3 (MCQ): </w:t>
+      </w:r>
+      <w:r>
+        <w:rPr>
+          <w:sz w:val="18"/>
+        </w:rPr>
+        <w:t xml:space="preserve">"The area of the region bounded by the curve y=x^2 and the line y=16 is..."  </w:t>
+      </w:r>
+      <w:r>
+        <w:rPr>
+          <w:b/>
+          <w:color w:val="2B6CB0"/>
+          <w:sz w:val="18"/>
+        </w:rPr>
+        <w:t>[Ans: N/A]</w:t>
+      </w:r>
+    </w:p>
+    <w:p>
+      <w:pPr>
+        <w:pStyle w:val="ListBullet"/>
+        <w:spacing w:after="40"/>
+      </w:pPr>
+      <w:r>
+        <w:rPr>
+          <w:b/>
+          <w:sz w:val="18"/>
+        </w:rPr>
+        <w:t xml:space="preserve">[2024 Shift] Q#1 (MCQ): </w:t>
+      </w:r>
+      <w:r>
+        <w:rPr>
+          <w:sz w:val="18"/>
+        </w:rPr>
+        <w:t xml:space="preserve">"The area of the region bounded by the line y=x and the curve y=x^3 is..."  </w:t>
+      </w:r>
+      <w:r>
+        <w:rPr>
+          <w:b/>
+          <w:color w:val="2B6CB0"/>
+          <w:sz w:val="18"/>
+        </w:rPr>
+        <w:t>[Ans: N/A]</w:t>
+      </w:r>
+    </w:p>
+    <w:p>
+      <w:pPr>
+        <w:spacing w:after="120"/>
+      </w:pPr>
+    </w:p>
+    <w:p>
+      <w:pPr>
+        <w:pStyle w:val="Heading2"/>
+      </w:pPr>
+      <w:r>
+        <w:rPr>
+          <w:color w:val="2B6CB0"/>
+          <w:sz w:val="24"/>
+        </w:rPr>
+        <w:t>3.2 Area Under The Curves — Standard Calculations &amp; Problem Archetypes (Standard Yield — 2 PYQs)</w:t>
       </w:r>
     </w:p>
     <w:p>
@@ -800,40 +962,13 @@
           <w:b/>
           <w:sz w:val="18"/>
         </w:rPr>
-        <w:t xml:space="preserve">[2024 Shift] Q#1 (MCQ): </w:t>
+        <w:t xml:space="preserve">[2017 Shift] Q#4 (MCQ): </w:t>
       </w:r>
       <w:r>
         <w:rPr>
           <w:sz w:val="18"/>
         </w:rPr>
-        <w:t xml:space="preserve">"The area of the region bounded by the line y=x and the curve y=x^3 is..."  </w:t>
-      </w:r>
-      <w:r>
-        <w:rPr>
-          <w:b/>
-          <w:color w:val="2B6CB0"/>
-          <w:sz w:val="18"/>
-        </w:rPr>
-        <w:t>[Ans: N/A]</w:t>
-      </w:r>
-    </w:p>
-    <w:p>
-      <w:pPr>
-        <w:pStyle w:val="ListBullet"/>
-        <w:spacing w:after="40"/>
-      </w:pPr>
-      <w:r>
-        <w:rPr>
-          <w:b/>
-          <w:sz w:val="18"/>
-        </w:rPr>
-        <w:t xml:space="preserve">[2024 Shift] Q#4 (MCQ): </w:t>
-      </w:r>
-      <w:r>
-        <w:rPr>
-          <w:sz w:val="18"/>
-        </w:rPr>
-        <w:t xml:space="preserve">"The area of the region bounded by the line y=3x and the curve y=x^2 sq units is..."  </w:t>
+        <w:t xml:space="preserve">"The area of the region bounded by the curve y=x^2 and the line y=16..."  </w:t>
       </w:r>
       <w:r>
         <w:rPr>
@@ -858,215 +993,7 @@
           <w:color w:val="2B6CB0"/>
           <w:sz w:val="24"/>
         </w:rPr>
-        <w:t>3.2 Area Under The Curves — Core Principles &amp; Governing Laws (Moderate Yield — 4 PYQs)</w:t>
-      </w:r>
-    </w:p>
-    <w:p>
-      <w:r>
-        <w:rPr>
-          <w:b/>
-          <w:sz w:val="20"/>
-        </w:rPr>
-        <w:t xml:space="preserve">Core Principle: </w:t>
-      </w:r>
-      <w:r>
-        <w:rPr>
-          <w:sz w:val="20"/>
-        </w:rPr>
-        <w:t>Fundamental definitions, core postulates, and governing physical/chemical relations in Area Under The Curves.</w:t>
-      </w:r>
-    </w:p>
-    <w:tbl>
-      <w:tblPr>
-        <w:tblW w:type="auto" w:w="0"/>
-        <w:jc w:val="center"/>
-        <w:tblLook w:firstColumn="1" w:firstRow="1" w:lastColumn="0" w:lastRow="0" w:noHBand="0" w:noVBand="1" w:val="04A0"/>
-      </w:tblPr>
-      <w:tblGrid>
-        <w:gridCol w:w="10080"/>
-      </w:tblGrid>
-      <w:tr>
-        <w:tc>
-          <w:tcPr>
-            <w:tcW w:type="dxa" w:w="10080"/>
-            <w:shd w:fill="FFF5F5"/>
-            <w:tcMar>
-              <w:top w:w="100" w:type="dxa"/>
-              <w:bottom w:w="100" w:type="dxa"/>
-              <w:left w:w="150" w:type="dxa"/>
-              <w:right w:w="150" w:type="dxa"/>
-            </w:tcMar>
-          </w:tcPr>
-          <w:p>
-            <w:r>
-              <w:rPr>
-                <w:b/>
-                <w:color w:val="C53030"/>
-                <w:sz w:val="19"/>
-              </w:rPr>
-              <w:t xml:space="preserve">⚠️ Common Trap / JEE Pitfall: </w:t>
-            </w:r>
-            <w:r>
-              <w:rPr>
-                <w:color w:val="2D3748"/>
-                <w:sz w:val="19"/>
-              </w:rPr>
-              <w:t>Carefully verify units, standard reference states, and sign conventions in Area Under The Curves.</w:t>
-            </w:r>
-          </w:p>
-        </w:tc>
-      </w:tr>
-    </w:tbl>
-    <w:tbl>
-      <w:tblPr>
-        <w:tblW w:type="auto" w:w="0"/>
-        <w:jc w:val="center"/>
-        <w:tblLook w:firstColumn="1" w:firstRow="1" w:lastColumn="0" w:lastRow="0" w:noHBand="0" w:noVBand="1" w:val="04A0"/>
-      </w:tblPr>
-      <w:tblGrid>
-        <w:gridCol w:w="10080"/>
-      </w:tblGrid>
-      <w:tr>
-        <w:tc>
-          <w:tcPr>
-            <w:tcW w:type="dxa" w:w="10080"/>
-            <w:shd w:fill="F0FFF4"/>
-            <w:tcMar>
-              <w:top w:w="100" w:type="dxa"/>
-              <w:bottom w:w="100" w:type="dxa"/>
-              <w:left w:w="150" w:type="dxa"/>
-              <w:right w:w="150" w:type="dxa"/>
-            </w:tcMar>
-          </w:tcPr>
-          <w:p>
-            <w:r>
-              <w:rPr>
-                <w:b/>
-                <w:color w:val="276749"/>
-                <w:sz w:val="19"/>
-              </w:rPr>
-              <w:t xml:space="preserve">💡 Speed Hack / Trick: </w:t>
-            </w:r>
-            <w:r>
-              <w:rPr>
-                <w:color w:val="2D3748"/>
-                <w:sz w:val="19"/>
-              </w:rPr>
-              <w:t>Focus on high-yield formulas and standard limiting approximations tested in Area Under The Curves PYQs.</w:t>
-            </w:r>
-          </w:p>
-        </w:tc>
-      </w:tr>
-    </w:tbl>
-    <w:p>
-      <w:pPr>
-        <w:spacing w:before="120" w:after="40"/>
-      </w:pPr>
-      <w:r>
-        <w:rPr>
-          <w:b/>
-          <w:color w:val="1A365D"/>
-          <w:sz w:val="19"/>
-        </w:rPr>
-        <w:t>Source PYQs testing this concept:</w:t>
-      </w:r>
-    </w:p>
-    <w:p>
-      <w:pPr>
-        <w:pStyle w:val="ListBullet"/>
-        <w:spacing w:after="40"/>
-      </w:pPr>
-      <w:r>
-        <w:rPr>
-          <w:b/>
-          <w:sz w:val="18"/>
-        </w:rPr>
-        <w:t xml:space="preserve">[2025 Shift] Q#3 (MCQ): </w:t>
-      </w:r>
-      <w:r>
-        <w:rPr>
-          <w:sz w:val="18"/>
-        </w:rPr>
-        <w:t xml:space="preserve">"The area of the region bounded by the curve y=x^2 and the line y=16 is..."  </w:t>
-      </w:r>
-      <w:r>
-        <w:rPr>
-          <w:b/>
-          <w:color w:val="2B6CB0"/>
-          <w:sz w:val="18"/>
-        </w:rPr>
-        <w:t>[Ans: N/A]</w:t>
-      </w:r>
-    </w:p>
-    <w:p>
-      <w:pPr>
-        <w:pStyle w:val="ListBullet"/>
-        <w:spacing w:after="40"/>
-      </w:pPr>
-      <w:r>
-        <w:rPr>
-          <w:b/>
-          <w:sz w:val="18"/>
-        </w:rPr>
-        <w:t xml:space="preserve">[2023 Shift] Q#3 (MCQ): </w:t>
-      </w:r>
-      <w:r>
-        <w:rPr>
-          <w:sz w:val="18"/>
-        </w:rPr>
-        <w:t xml:space="preserve">"The area of the region bounded by the line y=x+1 and the lines x=3 and x=5 is..."  </w:t>
-      </w:r>
-      <w:r>
-        <w:rPr>
-          <w:b/>
-          <w:color w:val="2B6CB0"/>
-          <w:sz w:val="18"/>
-        </w:rPr>
-        <w:t>[Ans: N/A]</w:t>
-      </w:r>
-    </w:p>
-    <w:p>
-      <w:pPr>
-        <w:pStyle w:val="ListBullet"/>
-        <w:spacing w:after="40"/>
-      </w:pPr>
-      <w:r>
-        <w:rPr>
-          <w:b/>
-          <w:sz w:val="18"/>
-        </w:rPr>
-        <w:t xml:space="preserve">[2020 Shift] Q#3 (MCQ): </w:t>
-      </w:r>
-      <w:r>
-        <w:rPr>
-          <w:sz w:val="18"/>
-        </w:rPr>
-        <w:t xml:space="preserve">"The area of the region bounded by the line y=2x+1,X -axis and the ordinates x=-1 and x=1 is..."  </w:t>
-      </w:r>
-      <w:r>
-        <w:rPr>
-          <w:b/>
-          <w:color w:val="2B6CB0"/>
-          <w:sz w:val="18"/>
-        </w:rPr>
-        <w:t>[Ans: N/A]</w:t>
-      </w:r>
-    </w:p>
-    <w:p>
-      <w:pPr>
-        <w:spacing w:after="120"/>
-      </w:pPr>
-    </w:p>
-    <w:p>
-      <w:pPr>
-        <w:pStyle w:val="Heading2"/>
-      </w:pPr>
-      <w:r>
-        <w:rPr>
-          <w:color w:val="2B6CB0"/>
-          <w:sz w:val="24"/>
-        </w:rPr>
-        <w:t>3.3 Area Under The Curves — Applied Cases, Reactions &amp; Traps (Moderate Yield — 4 PYQs)</w:t>
+        <w:t>3.3 Area Under The Curves — Applied Cases, Reactions &amp; Traps (Standard Yield — 0 PYQs)</w:t>
       </w:r>
     </w:p>
     <w:p>
@@ -1189,13 +1116,13 @@
           <w:b/>
           <w:sz w:val="18"/>
         </w:rPr>
-        <w:t xml:space="preserve">[2025 Shift] Q#2 (MCQ): </w:t>
+        <w:t xml:space="preserve">[2026 Shift] Q#1 (MCQ): </w:t>
       </w:r>
       <w:r>
         <w:rPr>
           <w:sz w:val="18"/>
         </w:rPr>
-        <w:t xml:space="preserve">"The area bounded by the curve y=sin((x / 3)) , x axis, the lines x=0 and x=3π is..."  </w:t>
+        <w:t xml:space="preserve">"The area of the region bounded by the curve y^2=x^3 , the y -axis and the lines y=1 and y=8 is..."  </w:t>
       </w:r>
       <w:r>
         <w:rPr>
@@ -1216,40 +1143,13 @@
           <w:b/>
           <w:sz w:val="18"/>
         </w:rPr>
-        <w:t xml:space="preserve">[2023 Shift] Q#2 (MCQ): </w:t>
+        <w:t xml:space="preserve">[2025 Shift] Q#2 (MCQ): </w:t>
       </w:r>
       <w:r>
         <w:rPr>
           <w:sz w:val="18"/>
         </w:rPr>
-        <w:t xml:space="preserve">"In the interval (0,π/2) area lying between the curves y=tanx and y=cotx and the X -axis is..."  </w:t>
-      </w:r>
-      <w:r>
-        <w:rPr>
-          <w:b/>
-          <w:color w:val="2B6CB0"/>
-          <w:sz w:val="18"/>
-        </w:rPr>
-        <w:t>[Ans: N/A]</w:t>
-      </w:r>
-    </w:p>
-    <w:p>
-      <w:pPr>
-        <w:pStyle w:val="ListBullet"/>
-        <w:spacing w:after="40"/>
-      </w:pPr>
-      <w:r>
-        <w:rPr>
-          <w:b/>
-          <w:sz w:val="18"/>
-        </w:rPr>
-        <w:t xml:space="preserve">[2020 Shift] Q#2 (MCQ): </w:t>
-      </w:r>
-      <w:r>
-        <w:rPr>
-          <w:sz w:val="18"/>
-        </w:rPr>
-        <w:t xml:space="preserve">"The area of the region bounded by the curve y^2=8x and the line y=2x is..."  </w:t>
+        <w:t xml:space="preserve">"The area bounded by the curve y=sin((x / 3)) , x axis, the lines x=0 and x=3π is..."  </w:t>
       </w:r>
       <w:r>
         <w:rPr>
@@ -1509,127 +1409,6 @@
               <w:t>Solution Analysis:</w:t>
               <w:br/>
               <w:t>The required area is found by integrating the function y=sin((x / 3)) from x=0 to x=3π . This gives the definite integral: ∫_(0)^3πsin((x / 3))dx To integrate sin((x / 3)) , we use substitution. The integral becomes -3cos((x / 3)) . Now substitute the limits 0 and 3π : ∫_(0)^3πsin((x / 3))dx (-3 · cos(x / 3))_(0)^3π=(-3(-1))-(-3(1))=6 So, the total area is 6 .</w:t>
-            </w:r>
-          </w:p>
-        </w:tc>
-      </w:tr>
-    </w:tbl>
-    <w:p>
-      <w:pPr>
-        <w:spacing w:after="120"/>
-      </w:pPr>
-    </w:p>
-    <w:p>
-      <w:pPr>
-        <w:spacing w:before="160" w:after="40"/>
-      </w:pPr>
-      <w:r>
-        <w:rPr>
-          <w:b/>
-          <w:color w:val="1A365D"/>
-          <w:sz w:val="22"/>
-        </w:rPr>
-        <w:t>Benchmark Problem 3: KCET 2025 (Q#3)</w:t>
-      </w:r>
-    </w:p>
-    <w:p>
-      <w:pPr>
-        <w:spacing w:after="80"/>
-      </w:pPr>
-      <w:r>
-        <w:rPr>
-          <w:sz w:val="20"/>
-        </w:rPr>
-        <w:t>The area of the region bounded by the curve y=x^2 and the line y=16 is</w:t>
-      </w:r>
-    </w:p>
-    <w:p>
-      <w:pPr>
-        <w:pStyle w:val="ListBullet"/>
-        <w:spacing w:after="20"/>
-      </w:pPr>
-      <w:r>
-        <w:rPr>
-          <w:sz w:val="19"/>
-        </w:rPr>
-        <w:t>(A) (32 / 3) sq. units</w:t>
-      </w:r>
-    </w:p>
-    <w:p>
-      <w:pPr>
-        <w:pStyle w:val="ListBullet"/>
-        <w:spacing w:after="20"/>
-      </w:pPr>
-      <w:r>
-        <w:rPr>
-          <w:sz w:val="19"/>
-        </w:rPr>
-        <w:t>(B) (256 / 3) sq. units</w:t>
-      </w:r>
-    </w:p>
-    <w:p>
-      <w:pPr>
-        <w:pStyle w:val="ListBullet"/>
-        <w:spacing w:after="20"/>
-      </w:pPr>
-      <w:r>
-        <w:rPr>
-          <w:sz w:val="19"/>
-        </w:rPr>
-        <w:t>(C) (64 / 3) sq. units</w:t>
-      </w:r>
-    </w:p>
-    <w:p>
-      <w:pPr>
-        <w:pStyle w:val="ListBullet"/>
-        <w:spacing w:after="20"/>
-      </w:pPr>
-      <w:r>
-        <w:rPr>
-          <w:sz w:val="19"/>
-        </w:rPr>
-        <w:t>(D) (128 / 3) sq. units</w:t>
-      </w:r>
-    </w:p>
-    <w:tbl>
-      <w:tblPr>
-        <w:tblW w:type="auto" w:w="0"/>
-        <w:jc w:val="center"/>
-        <w:tblLook w:firstColumn="1" w:firstRow="1" w:lastColumn="0" w:lastRow="0" w:noHBand="0" w:noVBand="1" w:val="04A0"/>
-      </w:tblPr>
-      <w:tblGrid>
-        <w:gridCol w:w="10080"/>
-      </w:tblGrid>
-      <w:tr>
-        <w:tc>
-          <w:tcPr>
-            <w:tcW w:type="dxa" w:w="10080"/>
-            <w:shd w:fill="F7FAFC"/>
-            <w:tcMar>
-              <w:top w:w="100" w:type="dxa"/>
-              <w:bottom w:w="100" w:type="dxa"/>
-              <w:left w:w="150" w:type="dxa"/>
-              <w:right w:w="150" w:type="dxa"/>
-            </w:tcMar>
-          </w:tcPr>
-          <w:p>
-            <w:r>
-              <w:rPr>
-                <w:b/>
-                <w:color w:val="1A365D"/>
-                <w:sz w:val="19"/>
-              </w:rPr>
-              <w:t>Correct Answer: None</w:t>
-              <w:br/>
-            </w:r>
-            <w:r>
-              <w:rPr>
-                <w:color w:val="2D3748"/>
-                <w:sz w:val="18"/>
-              </w:rPr>
-              <w:t>Solution Analysis:</w:t>
-              <w:br/>
-              <w:t>y=x^2,y=16 2∫_(0)^16√(y)dy=2\fracy^3/23/2 =(4 / 3)(4^3)=(256 / 3)</w:t>
             </w:r>
           </w:p>
         </w:tc>

--- a/data/exports/kcet-area-under-the-curves_revision_notes.docx
+++ b/data/exports/kcet-area-under-the-curves_revision_notes.docx
@@ -189,7 +189,7 @@
                 <w:color w:val="2D3748"/>
                 <w:sz w:val="19"/>
               </w:rPr>
-              <w:t>Area Under The Curves — Core Principles &amp; Governing Laws</w:t>
+              <w:t>Area Under Curves &amp; Between Intersecting Parabolas</w:t>
             </w:r>
           </w:p>
         </w:tc>
@@ -209,7 +209,7 @@
               <w:rPr>
                 <w:sz w:val="19"/>
               </w:rPr>
-              <w:t>15 PYQs</w:t>
+              <w:t>17 PYQs</w:t>
             </w:r>
           </w:p>
         </w:tc>
@@ -230,181 +230,7 @@
                 <w:color w:val="718096"/>
                 <w:sz w:val="19"/>
               </w:rPr>
-              <w:t>Core Principle</w:t>
-            </w:r>
-          </w:p>
-        </w:tc>
-      </w:tr>
-      <w:tr>
-        <w:tc>
-          <w:tcPr>
-            <w:tcW w:type="dxa" w:w="2160"/>
-            <w:shd w:fill="FFFFFF"/>
-            <w:tcMar>
-              <w:top w:w="80" w:type="dxa"/>
-              <w:bottom w:w="80" w:type="dxa"/>
-              <w:left w:w="150" w:type="dxa"/>
-              <w:right w:w="150" w:type="dxa"/>
-            </w:tcMar>
-          </w:tcPr>
-          <w:p>
-            <w:r>
-              <w:rPr>
-                <w:b/>
-                <w:color w:val="718096"/>
-                <w:sz w:val="19"/>
-              </w:rPr>
-              <w:t>Standard</w:t>
-            </w:r>
-          </w:p>
-        </w:tc>
-        <w:tc>
-          <w:tcPr>
-            <w:tcW w:type="dxa" w:w="4320"/>
-            <w:shd w:fill="FFFFFF"/>
-            <w:tcMar>
-              <w:top w:w="80" w:type="dxa"/>
-              <w:bottom w:w="80" w:type="dxa"/>
-              <w:left w:w="150" w:type="dxa"/>
-              <w:right w:w="150" w:type="dxa"/>
-            </w:tcMar>
-          </w:tcPr>
-          <w:p>
-            <w:r>
-              <w:rPr>
-                <w:b/>
-                <w:color w:val="2D3748"/>
-                <w:sz w:val="19"/>
-              </w:rPr>
-              <w:t>Area Under The Curves — Standard Calculations &amp; Problem Archetypes</w:t>
-            </w:r>
-          </w:p>
-        </w:tc>
-        <w:tc>
-          <w:tcPr>
-            <w:tcW w:type="dxa" w:w="1728"/>
-            <w:shd w:fill="FFFFFF"/>
-            <w:tcMar>
-              <w:top w:w="80" w:type="dxa"/>
-              <w:bottom w:w="80" w:type="dxa"/>
-              <w:left w:w="150" w:type="dxa"/>
-              <w:right w:w="150" w:type="dxa"/>
-            </w:tcMar>
-          </w:tcPr>
-          <w:p>
-            <w:r>
-              <w:rPr>
-                <w:sz w:val="19"/>
-              </w:rPr>
-              <w:t>2 PYQs</w:t>
-            </w:r>
-          </w:p>
-        </w:tc>
-        <w:tc>
-          <w:tcPr>
-            <w:tcW w:type="dxa" w:w="1872"/>
-            <w:shd w:fill="FFFFFF"/>
-            <w:tcMar>
-              <w:top w:w="80" w:type="dxa"/>
-              <w:bottom w:w="80" w:type="dxa"/>
-              <w:left w:w="150" w:type="dxa"/>
-              <w:right w:w="150" w:type="dxa"/>
-            </w:tcMar>
-          </w:tcPr>
-          <w:p>
-            <w:r>
-              <w:rPr>
-                <w:color w:val="718096"/>
-                <w:sz w:val="19"/>
-              </w:rPr>
-              <w:t>Quantitative Analysis</w:t>
-            </w:r>
-          </w:p>
-        </w:tc>
-      </w:tr>
-      <w:tr>
-        <w:tc>
-          <w:tcPr>
-            <w:tcW w:type="dxa" w:w="2160"/>
-            <w:shd w:fill="F7FAFC"/>
-            <w:tcMar>
-              <w:top w:w="80" w:type="dxa"/>
-              <w:bottom w:w="80" w:type="dxa"/>
-              <w:left w:w="150" w:type="dxa"/>
-              <w:right w:w="150" w:type="dxa"/>
-            </w:tcMar>
-          </w:tcPr>
-          <w:p>
-            <w:r>
-              <w:rPr>
-                <w:b/>
-                <w:color w:val="718096"/>
-                <w:sz w:val="19"/>
-              </w:rPr>
-              <w:t>Standard</w:t>
-            </w:r>
-          </w:p>
-        </w:tc>
-        <w:tc>
-          <w:tcPr>
-            <w:tcW w:type="dxa" w:w="4320"/>
-            <w:shd w:fill="F7FAFC"/>
-            <w:tcMar>
-              <w:top w:w="80" w:type="dxa"/>
-              <w:bottom w:w="80" w:type="dxa"/>
-              <w:left w:w="150" w:type="dxa"/>
-              <w:right w:w="150" w:type="dxa"/>
-            </w:tcMar>
-          </w:tcPr>
-          <w:p>
-            <w:r>
-              <w:rPr>
-                <w:b/>
-                <w:color w:val="2D3748"/>
-                <w:sz w:val="19"/>
-              </w:rPr>
-              <w:t>Area Under The Curves — Applied Cases, Reactions &amp; Traps</w:t>
-            </w:r>
-          </w:p>
-        </w:tc>
-        <w:tc>
-          <w:tcPr>
-            <w:tcW w:type="dxa" w:w="1728"/>
-            <w:shd w:fill="F7FAFC"/>
-            <w:tcMar>
-              <w:top w:w="80" w:type="dxa"/>
-              <w:bottom w:w="80" w:type="dxa"/>
-              <w:left w:w="150" w:type="dxa"/>
-              <w:right w:w="150" w:type="dxa"/>
-            </w:tcMar>
-          </w:tcPr>
-          <w:p>
-            <w:r>
-              <w:rPr>
-                <w:sz w:val="19"/>
-              </w:rPr>
-              <w:t>0 PYQs</w:t>
-            </w:r>
-          </w:p>
-        </w:tc>
-        <w:tc>
-          <w:tcPr>
-            <w:tcW w:type="dxa" w:w="1872"/>
-            <w:shd w:fill="F7FAFC"/>
-            <w:tcMar>
-              <w:top w:w="80" w:type="dxa"/>
-              <w:bottom w:w="80" w:type="dxa"/>
-              <w:left w:w="150" w:type="dxa"/>
-              <w:right w:w="150" w:type="dxa"/>
-            </w:tcMar>
-          </w:tcPr>
-          <w:p>
-            <w:r>
-              <w:rPr>
-                <w:color w:val="718096"/>
-                <w:sz w:val="19"/>
-              </w:rPr>
-              <w:t>Applied Topics</w:t>
+              <w:t>Integral Applications</w:t>
             </w:r>
           </w:p>
         </w:tc>
@@ -504,7 +330,7 @@
                 <w:color w:val="1A365D"/>
                 <w:sz w:val="19"/>
               </w:rPr>
-              <w:t>Area Under The Curves — Core Principles &amp; Governing Laws</w:t>
+              <w:t>Area Under Curves &amp; Between Intersecting Parabolas</w:t>
             </w:r>
           </w:p>
         </w:tc>
@@ -526,53 +352,7 @@
                 <w:color w:val="2D3748"/>
                 <w:sz w:val="19"/>
               </w:rPr>
-              <w:t>y=tanx, \quad y=cosx, \quad y=2x+1,X</w:t>
-            </w:r>
-          </w:p>
-        </w:tc>
-      </w:tr>
-      <w:tr>
-        <w:tc>
-          <w:tcPr>
-            <w:tcW w:type="dxa" w:w="3600"/>
-            <w:shd w:fill="FFFFFF"/>
-            <w:tcMar>
-              <w:top w:w="100" w:type="dxa"/>
-              <w:bottom w:w="100" w:type="dxa"/>
-              <w:left w:w="150" w:type="dxa"/>
-              <w:right w:w="150" w:type="dxa"/>
-            </w:tcMar>
-          </w:tcPr>
-          <w:p>
-            <w:r>
-              <w:rPr>
-                <w:b/>
-                <w:color w:val="1A365D"/>
-                <w:sz w:val="19"/>
-              </w:rPr>
-              <w:t>Area Under The Curves — Standard Calculations &amp; Problem Archetypes</w:t>
-            </w:r>
-          </w:p>
-        </w:tc>
-        <w:tc>
-          <w:tcPr>
-            <w:tcW w:type="dxa" w:w="6480"/>
-            <w:shd w:fill="FFFFFF"/>
-            <w:tcMar>
-              <w:top w:w="100" w:type="dxa"/>
-              <w:bottom w:w="100" w:type="dxa"/>
-              <w:left w:w="150" w:type="dxa"/>
-              <w:right w:w="150" w:type="dxa"/>
-            </w:tcMar>
-          </w:tcPr>
-          <w:p>
-            <w:r>
-              <w:rPr>
-                <w:rFonts w:ascii="Cambria Math" w:hAnsi="Cambria Math"/>
-                <w:color w:val="2D3748"/>
-                <w:sz w:val="19"/>
-              </w:rPr>
-              <w:t>y=16, \quad =\frac{3}{5}(8^{5/3}-1^{5/3}), \quad y^{2}=x^{3}</w:t>
+              <w:t>\text{Area between } y^2=4ax \text{ and } x^2=4by = \frac{16ab}{3}, \quad \text{Area between } y^2=4ax \text{ and } y=mx = \frac{8a^2}{3m^3}</w:t>
             </w:r>
           </w:p>
         </w:tc>
@@ -604,7 +384,7 @@
           <w:color w:val="2B6CB0"/>
           <w:sz w:val="24"/>
         </w:rPr>
-        <w:t>3.1 Area Under The Curves — Core Principles &amp; Governing Laws (Very High Yield — 15 PYQs)</w:t>
+        <w:t>3.1 Area Under Curves &amp; Between Intersecting Parabolas (Very High Yield — 17 PYQs)</w:t>
       </w:r>
     </w:p>
     <w:p>
@@ -619,7 +399,7 @@
         <w:rPr>
           <w:sz w:val="20"/>
         </w:rPr>
-        <w:t>Fundamental definitions, core postulates, and governing physical/chemical relations in Area Under The Curves.</w:t>
+        <w:t>Area bounded by curve y = f(x), x-axis and lines x=a, x=b: A = ∫_a^b y dx. Area enclosed between two parabolas y^2 = 4ax and x^2 = 4by is directly (16ab / 3). Area between parabola y^2 = 4ax and line y = mx is (8a^2 / 3m^3). Area of ellipse (x^2 / a^2) + (y^2 / b^2) = 1 is π ab.</w:t>
       </w:r>
     </w:p>
     <w:tbl>
@@ -657,7 +437,7 @@
                 <w:color w:val="2D3748"/>
                 <w:sz w:val="19"/>
               </w:rPr>
-              <w:t>Carefully verify units, standard reference states, and sign conventions in Area Under The Curves.</w:t>
+              <w:t>If the region falls below the x-axis (y &lt; 0), the integral gives a negative value; area is always positive, so take the absolute value |∫ y dx|!</w:t>
             </w:r>
           </w:p>
         </w:tc>
@@ -698,396 +478,7 @@
                 <w:color w:val="2D3748"/>
                 <w:sz w:val="19"/>
               </w:rPr>
-              <w:t>Focus on high-yield formulas and standard limiting approximations tested in Area Under The Curves PYQs.</w:t>
-            </w:r>
-          </w:p>
-        </w:tc>
-      </w:tr>
-    </w:tbl>
-    <w:p>
-      <w:pPr>
-        <w:spacing w:before="120" w:after="40"/>
-      </w:pPr>
-      <w:r>
-        <w:rPr>
-          <w:b/>
-          <w:color w:val="1A365D"/>
-          <w:sz w:val="19"/>
-        </w:rPr>
-        <w:t>Source PYQs testing this concept:</w:t>
-      </w:r>
-    </w:p>
-    <w:p>
-      <w:pPr>
-        <w:pStyle w:val="ListBullet"/>
-        <w:spacing w:after="40"/>
-      </w:pPr>
-      <w:r>
-        <w:rPr>
-          <w:b/>
-          <w:sz w:val="18"/>
-        </w:rPr>
-        <w:t xml:space="preserve">[2025 Shift] Q#2 (MCQ): </w:t>
-      </w:r>
-      <w:r>
-        <w:rPr>
-          <w:sz w:val="18"/>
-        </w:rPr>
-        <w:t xml:space="preserve">"The area bounded by the curve y=sin((x / 3)) , x axis, the lines x=0 and x=3π is..."  </w:t>
-      </w:r>
-      <w:r>
-        <w:rPr>
-          <w:b/>
-          <w:color w:val="2B6CB0"/>
-          <w:sz w:val="18"/>
-        </w:rPr>
-        <w:t>[Ans: N/A]</w:t>
-      </w:r>
-    </w:p>
-    <w:p>
-      <w:pPr>
-        <w:pStyle w:val="ListBullet"/>
-        <w:spacing w:after="40"/>
-      </w:pPr>
-      <w:r>
-        <w:rPr>
-          <w:b/>
-          <w:sz w:val="18"/>
-        </w:rPr>
-        <w:t xml:space="preserve">[2025 Shift] Q#3 (MCQ): </w:t>
-      </w:r>
-      <w:r>
-        <w:rPr>
-          <w:sz w:val="18"/>
-        </w:rPr>
-        <w:t xml:space="preserve">"The area of the region bounded by the curve y=x^2 and the line y=16 is..."  </w:t>
-      </w:r>
-      <w:r>
-        <w:rPr>
-          <w:b/>
-          <w:color w:val="2B6CB0"/>
-          <w:sz w:val="18"/>
-        </w:rPr>
-        <w:t>[Ans: N/A]</w:t>
-      </w:r>
-    </w:p>
-    <w:p>
-      <w:pPr>
-        <w:pStyle w:val="ListBullet"/>
-        <w:spacing w:after="40"/>
-      </w:pPr>
-      <w:r>
-        <w:rPr>
-          <w:b/>
-          <w:sz w:val="18"/>
-        </w:rPr>
-        <w:t xml:space="preserve">[2024 Shift] Q#1 (MCQ): </w:t>
-      </w:r>
-      <w:r>
-        <w:rPr>
-          <w:sz w:val="18"/>
-        </w:rPr>
-        <w:t xml:space="preserve">"The area of the region bounded by the line y=x and the curve y=x^3 is..."  </w:t>
-      </w:r>
-      <w:r>
-        <w:rPr>
-          <w:b/>
-          <w:color w:val="2B6CB0"/>
-          <w:sz w:val="18"/>
-        </w:rPr>
-        <w:t>[Ans: N/A]</w:t>
-      </w:r>
-    </w:p>
-    <w:p>
-      <w:pPr>
-        <w:spacing w:after="120"/>
-      </w:pPr>
-    </w:p>
-    <w:p>
-      <w:pPr>
-        <w:pStyle w:val="Heading2"/>
-      </w:pPr>
-      <w:r>
-        <w:rPr>
-          <w:color w:val="2B6CB0"/>
-          <w:sz w:val="24"/>
-        </w:rPr>
-        <w:t>3.2 Area Under The Curves — Standard Calculations &amp; Problem Archetypes (Standard Yield — 2 PYQs)</w:t>
-      </w:r>
-    </w:p>
-    <w:p>
-      <w:r>
-        <w:rPr>
-          <w:b/>
-          <w:sz w:val="20"/>
-        </w:rPr>
-        <w:t xml:space="preserve">Core Principle: </w:t>
-      </w:r>
-      <w:r>
-        <w:rPr>
-          <w:sz w:val="20"/>
-        </w:rPr>
-        <w:t>Quantitative numerical problem-solving techniques and standard question patterns frequently seen in Area Under The Curves.</w:t>
-      </w:r>
-    </w:p>
-    <w:tbl>
-      <w:tblPr>
-        <w:tblW w:type="auto" w:w="0"/>
-        <w:jc w:val="center"/>
-        <w:tblLook w:firstColumn="1" w:firstRow="1" w:lastColumn="0" w:lastRow="0" w:noHBand="0" w:noVBand="1" w:val="04A0"/>
-      </w:tblPr>
-      <w:tblGrid>
-        <w:gridCol w:w="10080"/>
-      </w:tblGrid>
-      <w:tr>
-        <w:tc>
-          <w:tcPr>
-            <w:tcW w:type="dxa" w:w="10080"/>
-            <w:shd w:fill="FFF5F5"/>
-            <w:tcMar>
-              <w:top w:w="100" w:type="dxa"/>
-              <w:bottom w:w="100" w:type="dxa"/>
-              <w:left w:w="150" w:type="dxa"/>
-              <w:right w:w="150" w:type="dxa"/>
-            </w:tcMar>
-          </w:tcPr>
-          <w:p>
-            <w:r>
-              <w:rPr>
-                <w:b/>
-                <w:color w:val="C53030"/>
-                <w:sz w:val="19"/>
-              </w:rPr>
-              <w:t xml:space="preserve">⚠️ Common Trap / JEE Pitfall: </w:t>
-            </w:r>
-            <w:r>
-              <w:rPr>
-                <w:color w:val="2D3748"/>
-                <w:sz w:val="19"/>
-              </w:rPr>
-              <w:t>Watch for algebraic rounding, stoichiometric balancing, and boundary condition checks.</w:t>
-            </w:r>
-          </w:p>
-        </w:tc>
-      </w:tr>
-    </w:tbl>
-    <w:tbl>
-      <w:tblPr>
-        <w:tblW w:type="auto" w:w="0"/>
-        <w:jc w:val="center"/>
-        <w:tblLook w:firstColumn="1" w:firstRow="1" w:lastColumn="0" w:lastRow="0" w:noHBand="0" w:noVBand="1" w:val="04A0"/>
-      </w:tblPr>
-      <w:tblGrid>
-        <w:gridCol w:w="10080"/>
-      </w:tblGrid>
-      <w:tr>
-        <w:tc>
-          <w:tcPr>
-            <w:tcW w:type="dxa" w:w="10080"/>
-            <w:shd w:fill="F0FFF4"/>
-            <w:tcMar>
-              <w:top w:w="100" w:type="dxa"/>
-              <w:bottom w:w="100" w:type="dxa"/>
-              <w:left w:w="150" w:type="dxa"/>
-              <w:right w:w="150" w:type="dxa"/>
-            </w:tcMar>
-          </w:tcPr>
-          <w:p>
-            <w:r>
-              <w:rPr>
-                <w:b/>
-                <w:color w:val="276749"/>
-                <w:sz w:val="19"/>
-              </w:rPr>
-              <w:t xml:space="preserve">💡 Speed Hack / Trick: </w:t>
-            </w:r>
-            <w:r>
-              <w:rPr>
-                <w:color w:val="2D3748"/>
-                <w:sz w:val="19"/>
-              </w:rPr>
-              <w:t>Dimensional consistency checks and ratio comparisons can quickly eliminate incorrect options.</w:t>
-            </w:r>
-          </w:p>
-        </w:tc>
-      </w:tr>
-    </w:tbl>
-    <w:p>
-      <w:pPr>
-        <w:spacing w:before="120" w:after="40"/>
-      </w:pPr>
-      <w:r>
-        <w:rPr>
-          <w:b/>
-          <w:color w:val="1A365D"/>
-          <w:sz w:val="19"/>
-        </w:rPr>
-        <w:t>Source PYQs testing this concept:</w:t>
-      </w:r>
-    </w:p>
-    <w:p>
-      <w:pPr>
-        <w:pStyle w:val="ListBullet"/>
-        <w:spacing w:after="40"/>
-      </w:pPr>
-      <w:r>
-        <w:rPr>
-          <w:b/>
-          <w:sz w:val="18"/>
-        </w:rPr>
-        <w:t xml:space="preserve">[2026 Shift] Q#1 (MCQ): </w:t>
-      </w:r>
-      <w:r>
-        <w:rPr>
-          <w:sz w:val="18"/>
-        </w:rPr>
-        <w:t xml:space="preserve">"The area of the region bounded by the curve y^2=x^3 , the y -axis and the lines y=1 and y=8 is..."  </w:t>
-      </w:r>
-      <w:r>
-        <w:rPr>
-          <w:b/>
-          <w:color w:val="2B6CB0"/>
-          <w:sz w:val="18"/>
-        </w:rPr>
-        <w:t>[Ans: N/A]</w:t>
-      </w:r>
-    </w:p>
-    <w:p>
-      <w:pPr>
-        <w:pStyle w:val="ListBullet"/>
-        <w:spacing w:after="40"/>
-      </w:pPr>
-      <w:r>
-        <w:rPr>
-          <w:b/>
-          <w:sz w:val="18"/>
-        </w:rPr>
-        <w:t xml:space="preserve">[2017 Shift] Q#4 (MCQ): </w:t>
-      </w:r>
-      <w:r>
-        <w:rPr>
-          <w:sz w:val="18"/>
-        </w:rPr>
-        <w:t xml:space="preserve">"The area of the region bounded by the curve y=x^2 and the line y=16..."  </w:t>
-      </w:r>
-      <w:r>
-        <w:rPr>
-          <w:b/>
-          <w:color w:val="2B6CB0"/>
-          <w:sz w:val="18"/>
-        </w:rPr>
-        <w:t>[Ans: N/A]</w:t>
-      </w:r>
-    </w:p>
-    <w:p>
-      <w:pPr>
-        <w:spacing w:after="120"/>
-      </w:pPr>
-    </w:p>
-    <w:p>
-      <w:pPr>
-        <w:pStyle w:val="Heading2"/>
-      </w:pPr>
-      <w:r>
-        <w:rPr>
-          <w:color w:val="2B6CB0"/>
-          <w:sz w:val="24"/>
-        </w:rPr>
-        <w:t>3.3 Area Under The Curves — Applied Cases, Reactions &amp; Traps (Standard Yield — 0 PYQs)</w:t>
-      </w:r>
-    </w:p>
-    <w:p>
-      <w:r>
-        <w:rPr>
-          <w:b/>
-          <w:sz w:val="20"/>
-        </w:rPr>
-        <w:t xml:space="preserve">Core Principle: </w:t>
-      </w:r>
-      <w:r>
-        <w:rPr>
-          <w:sz w:val="20"/>
-        </w:rPr>
-        <w:t>Special cases, experimental observations, and conceptual traps designed to test deep understanding of Area Under The Curves.</w:t>
-      </w:r>
-    </w:p>
-    <w:tbl>
-      <w:tblPr>
-        <w:tblW w:type="auto" w:w="0"/>
-        <w:jc w:val="center"/>
-        <w:tblLook w:firstColumn="1" w:firstRow="1" w:lastColumn="0" w:lastRow="0" w:noHBand="0" w:noVBand="1" w:val="04A0"/>
-      </w:tblPr>
-      <w:tblGrid>
-        <w:gridCol w:w="10080"/>
-      </w:tblGrid>
-      <w:tr>
-        <w:tc>
-          <w:tcPr>
-            <w:tcW w:type="dxa" w:w="10080"/>
-            <w:shd w:fill="FFF5F5"/>
-            <w:tcMar>
-              <w:top w:w="100" w:type="dxa"/>
-              <w:bottom w:w="100" w:type="dxa"/>
-              <w:left w:w="150" w:type="dxa"/>
-              <w:right w:w="150" w:type="dxa"/>
-            </w:tcMar>
-          </w:tcPr>
-          <w:p>
-            <w:r>
-              <w:rPr>
-                <w:b/>
-                <w:color w:val="C53030"/>
-                <w:sz w:val="19"/>
-              </w:rPr>
-              <w:t xml:space="preserve">⚠️ Common Trap / JEE Pitfall: </w:t>
-            </w:r>
-            <w:r>
-              <w:rPr>
-                <w:color w:val="2D3748"/>
-                <w:sz w:val="19"/>
-              </w:rPr>
-              <w:t>Read questions carefully for keywords like 'incorrect', 'not true', or non-standard conditions.</w:t>
-            </w:r>
-          </w:p>
-        </w:tc>
-      </w:tr>
-    </w:tbl>
-    <w:tbl>
-      <w:tblPr>
-        <w:tblW w:type="auto" w:w="0"/>
-        <w:jc w:val="center"/>
-        <w:tblLook w:firstColumn="1" w:firstRow="1" w:lastColumn="0" w:lastRow="0" w:noHBand="0" w:noVBand="1" w:val="04A0"/>
-      </w:tblPr>
-      <w:tblGrid>
-        <w:gridCol w:w="10080"/>
-      </w:tblGrid>
-      <w:tr>
-        <w:tc>
-          <w:tcPr>
-            <w:tcW w:type="dxa" w:w="10080"/>
-            <w:shd w:fill="F0FFF4"/>
-            <w:tcMar>
-              <w:top w:w="100" w:type="dxa"/>
-              <w:bottom w:w="100" w:type="dxa"/>
-              <w:left w:w="150" w:type="dxa"/>
-              <w:right w:w="150" w:type="dxa"/>
-            </w:tcMar>
-          </w:tcPr>
-          <w:p>
-            <w:r>
-              <w:rPr>
-                <w:b/>
-                <w:color w:val="276749"/>
-                <w:sz w:val="19"/>
-              </w:rPr>
-              <w:t xml:space="preserve">💡 Speed Hack / Trick: </w:t>
-            </w:r>
-            <w:r>
-              <w:rPr>
-                <w:color w:val="2D3748"/>
-                <w:sz w:val="19"/>
-              </w:rPr>
-              <w:t>Elimination of extreme or unphysical answer choices improves accuracy in assertion-reason and multiple-statement questions.</w:t>
+              <w:t>Memorize the standard KCET shortcuts: (1) Area between y^2=4ax and x^2=4ay is (16a^2 / 3). (2) Area between y^2=4ax and y=mx is (8a^2 / 3m^3). Solves the problem in 5 seconds.</w:t>
             </w:r>
           </w:p>
         </w:tc>
@@ -1150,6 +541,33 @@
           <w:sz w:val="18"/>
         </w:rPr>
         <w:t xml:space="preserve">"The area bounded by the curve y=sin((x / 3)) , x axis, the lines x=0 and x=3π is..."  </w:t>
+      </w:r>
+      <w:r>
+        <w:rPr>
+          <w:b/>
+          <w:color w:val="2B6CB0"/>
+          <w:sz w:val="18"/>
+        </w:rPr>
+        <w:t>[Ans: N/A]</w:t>
+      </w:r>
+    </w:p>
+    <w:p>
+      <w:pPr>
+        <w:pStyle w:val="ListBullet"/>
+        <w:spacing w:after="40"/>
+      </w:pPr>
+      <w:r>
+        <w:rPr>
+          <w:b/>
+          <w:sz w:val="18"/>
+        </w:rPr>
+        <w:t xml:space="preserve">[2025 Shift] Q#3 (MCQ): </w:t>
+      </w:r>
+      <w:r>
+        <w:rPr>
+          <w:sz w:val="18"/>
+        </w:rPr>
+        <w:t xml:space="preserve">"The area of the region bounded by the curve y=x^2 and the line y=16 is..."  </w:t>
       </w:r>
       <w:r>
         <w:rPr>
@@ -1288,127 +706,6 @@
               <w:t>Solution Analysis:</w:t>
               <w:br/>
               <w:t>The curve is y^2=x^3 Since the region is between the lines y=1 and y=8 , it is easier to write x in terms of y . From y^2=x^3 we get x=y^2/3 The y -axis is x=0 . So, for each value of y from 1 to 8 , the horizontal width of the region is x_(right)-x_(left)=y^2/3-0=y^2/3 Hence, the required area is ∫_(1)^8y^2/3dy Now, ∫ y^2/3dy=\fracy^5/35/3=(3 / 5)y^5/3 So, Area=[(3 / 5)y^5/3]_(1)^8 =(3 / 5)(8^5/3-1^5/3) Since 8^1/3=2 we have 8^5/3=2^5=32 Thus, Area=(3 / 5)(32-1) =(3 / 5) × 31 =(93 / 5) So, the area is (93 / 5)sq. units Correct option: Option B .</w:t>
-            </w:r>
-          </w:p>
-        </w:tc>
-      </w:tr>
-    </w:tbl>
-    <w:p>
-      <w:pPr>
-        <w:spacing w:after="120"/>
-      </w:pPr>
-    </w:p>
-    <w:p>
-      <w:pPr>
-        <w:spacing w:before="160" w:after="40"/>
-      </w:pPr>
-      <w:r>
-        <w:rPr>
-          <w:b/>
-          <w:color w:val="1A365D"/>
-          <w:sz w:val="22"/>
-        </w:rPr>
-        <w:t>Benchmark Problem 2: KCET 2025 (Q#2)</w:t>
-      </w:r>
-    </w:p>
-    <w:p>
-      <w:pPr>
-        <w:spacing w:after="80"/>
-      </w:pPr>
-      <w:r>
-        <w:rPr>
-          <w:sz w:val="20"/>
-        </w:rPr>
-        <w:t>The area bounded by the curve y=sin((x / 3)) , x axis, the lines x=0 and x=3π is</w:t>
-      </w:r>
-    </w:p>
-    <w:p>
-      <w:pPr>
-        <w:pStyle w:val="ListBullet"/>
-        <w:spacing w:after="20"/>
-      </w:pPr>
-      <w:r>
-        <w:rPr>
-          <w:sz w:val="19"/>
-        </w:rPr>
-        <w:t>(A) 9 sq. units</w:t>
-      </w:r>
-    </w:p>
-    <w:p>
-      <w:pPr>
-        <w:pStyle w:val="ListBullet"/>
-        <w:spacing w:after="20"/>
-      </w:pPr>
-      <w:r>
-        <w:rPr>
-          <w:sz w:val="19"/>
-        </w:rPr>
-        <w:t>(B) (1 / 3) sq. units</w:t>
-      </w:r>
-    </w:p>
-    <w:p>
-      <w:pPr>
-        <w:pStyle w:val="ListBullet"/>
-        <w:spacing w:after="20"/>
-      </w:pPr>
-      <w:r>
-        <w:rPr>
-          <w:sz w:val="19"/>
-        </w:rPr>
-        <w:t>(C) 6 sq. units</w:t>
-      </w:r>
-    </w:p>
-    <w:p>
-      <w:pPr>
-        <w:pStyle w:val="ListBullet"/>
-        <w:spacing w:after="20"/>
-      </w:pPr>
-      <w:r>
-        <w:rPr>
-          <w:sz w:val="19"/>
-        </w:rPr>
-        <w:t>(D) 3 sq. units</w:t>
-      </w:r>
-    </w:p>
-    <w:tbl>
-      <w:tblPr>
-        <w:tblW w:type="auto" w:w="0"/>
-        <w:jc w:val="center"/>
-        <w:tblLook w:firstColumn="1" w:firstRow="1" w:lastColumn="0" w:lastRow="0" w:noHBand="0" w:noVBand="1" w:val="04A0"/>
-      </w:tblPr>
-      <w:tblGrid>
-        <w:gridCol w:w="10080"/>
-      </w:tblGrid>
-      <w:tr>
-        <w:tc>
-          <w:tcPr>
-            <w:tcW w:type="dxa" w:w="10080"/>
-            <w:shd w:fill="F7FAFC"/>
-            <w:tcMar>
-              <w:top w:w="100" w:type="dxa"/>
-              <w:bottom w:w="100" w:type="dxa"/>
-              <w:left w:w="150" w:type="dxa"/>
-              <w:right w:w="150" w:type="dxa"/>
-            </w:tcMar>
-          </w:tcPr>
-          <w:p>
-            <w:r>
-              <w:rPr>
-                <w:b/>
-                <w:color w:val="1A365D"/>
-                <w:sz w:val="19"/>
-              </w:rPr>
-              <w:t>Correct Answer: None</w:t>
-              <w:br/>
-            </w:r>
-            <w:r>
-              <w:rPr>
-                <w:color w:val="2D3748"/>
-                <w:sz w:val="18"/>
-              </w:rPr>
-              <w:t>Solution Analysis:</w:t>
-              <w:br/>
-              <w:t>The required area is found by integrating the function y=sin((x / 3)) from x=0 to x=3π . This gives the definite integral: ∫_(0)^3πsin((x / 3))dx To integrate sin((x / 3)) , we use substitution. The integral becomes -3cos((x / 3)) . Now substitute the limits 0 and 3π : ∫_(0)^3πsin((x / 3))dx (-3 · cos(x / 3))_(0)^3π=(-3(-1))-(-3(1))=6 So, the total area is 6 .</w:t>
             </w:r>
           </w:p>
         </w:tc>
